--- a/data/revised_2026-10_full/tracked/v2/Physics/SS3.4_Electrostatics/Physics_Electrostatics_CBE_LessonSequence_TRACKED.docx
+++ b/data/revised_2026-10_full/tracked/v2/Physics/SS3.4_Electrostatics/Physics_Electrostatics_CBE_LessonSequence_TRACKED.docx
@@ -427,10 +427,10 @@
               <w:spacing w:after="40" w:before="0"/>
               <w:jc w:val="left"/>
               <w:rPr>
-                <w:ins w:id="9002" w:author="Claude (AI) - proposed" w:date="2026-10-15T08:04:50Z"/>
-              </w:rPr>
-            </w:pPr>
-            <w:ins w:id="9001" w:author="Claude (AI) - proposed" w:date="2026-10-15T08:04:50Z">
+                <w:ins w:id="9002" w:author="Claude (AI) - proposed" w:date="2026-10-18T00:32:35Z"/>
+              </w:rPr>
+            </w:pPr>
+            <w:ins w:id="9001" w:author="Claude (AI) - proposed" w:date="2026-10-18T00:32:35Z">
               <w:r>
                 <w:rPr>
                   <w:rFonts w:ascii="Arial" w:cs="Arial" w:eastAsia="Arial" w:hAnsi="Arial"/>
@@ -452,10 +452,10 @@
               <w:spacing w:after="40" w:before="0"/>
               <w:jc w:val="left"/>
               <w:rPr>
-                <w:del w:id="9004" w:author="Claude (AI) - proposed" w:date="2026-10-15T08:04:50Z"/>
-              </w:rPr>
-            </w:pPr>
-            <w:del w:id="9003" w:author="Claude (AI) - proposed" w:date="2026-10-15T08:04:50Z">
+                <w:del w:id="9004" w:author="Claude (AI) - proposed" w:date="2026-10-18T00:32:35Z"/>
+              </w:rPr>
+            </w:pPr>
+            <w:del w:id="9003" w:author="Claude (AI) - proposed" w:date="2026-10-18T00:32:35Z">
               <w:r>
                 <w:rPr>
                   <w:rFonts w:ascii="Arial" w:cs="Arial" w:eastAsia="Arial" w:hAnsi="Arial"/>
@@ -773,10 +773,10 @@
               <w:spacing w:after="40" w:before="0"/>
               <w:jc w:val="left"/>
               <w:rPr>
-                <w:del w:id="9006" w:author="Claude (AI) - proposed" w:date="2026-10-15T08:04:50Z"/>
-              </w:rPr>
-            </w:pPr>
-            <w:del w:id="9005" w:author="Claude (AI) - proposed" w:date="2026-10-15T08:04:50Z">
+                <w:del w:id="9006" w:author="Claude (AI) - proposed" w:date="2026-10-18T00:32:35Z"/>
+              </w:rPr>
+            </w:pPr>
+            <w:del w:id="9005" w:author="Claude (AI) - proposed" w:date="2026-10-18T00:32:35Z">
               <w:r>
                 <w:rPr>
                   <w:rFonts w:ascii="Arial" w:cs="Arial" w:eastAsia="Arial" w:hAnsi="Arial"/>
@@ -798,10 +798,10 @@
               <w:spacing w:after="40" w:before="0"/>
               <w:jc w:val="left"/>
               <w:rPr>
-                <w:del w:id="9008" w:author="Claude (AI) - proposed" w:date="2026-10-15T08:04:50Z"/>
-              </w:rPr>
-            </w:pPr>
-            <w:del w:id="9007" w:author="Claude (AI) - proposed" w:date="2026-10-15T08:04:50Z">
+                <w:del w:id="9008" w:author="Claude (AI) - proposed" w:date="2026-10-18T00:32:35Z"/>
+              </w:rPr>
+            </w:pPr>
+            <w:del w:id="9007" w:author="Claude (AI) - proposed" w:date="2026-10-18T00:32:35Z">
               <w:r>
                 <w:rPr>
                   <w:rFonts w:ascii="Arial" w:cs="Arial" w:eastAsia="Arial" w:hAnsi="Arial"/>
@@ -823,10 +823,10 @@
               <w:spacing w:after="40" w:before="0"/>
               <w:jc w:val="left"/>
               <w:rPr>
-                <w:del w:id="9010" w:author="Claude (AI) - proposed" w:date="2026-10-15T08:04:50Z"/>
-              </w:rPr>
-            </w:pPr>
-            <w:del w:id="9009" w:author="Claude (AI) - proposed" w:date="2026-10-15T08:04:50Z">
+                <w:del w:id="9010" w:author="Claude (AI) - proposed" w:date="2026-10-18T00:32:35Z"/>
+              </w:rPr>
+            </w:pPr>
+            <w:del w:id="9009" w:author="Claude (AI) - proposed" w:date="2026-10-18T00:32:35Z">
               <w:r>
                 <w:rPr>
                   <w:rFonts w:ascii="Arial" w:cs="Arial" w:eastAsia="Arial" w:hAnsi="Arial"/>
@@ -848,7 +848,7 @@
               <w:spacing w:after="40" w:before="0"/>
               <w:jc w:val="left"/>
             </w:pPr>
-            <w:del w:id="9011" w:author="Claude (AI) - proposed" w:date="2026-10-15T08:04:50Z">
+            <w:del w:id="9011" w:author="Claude (AI) - proposed" w:date="2026-10-18T00:32:35Z">
               <w:r>
                 <w:rPr>
                   <w:rFonts w:ascii="Arial" w:cs="Arial" w:eastAsia="Arial" w:hAnsi="Arial"/>
@@ -863,7 +863,7 @@
                 <w:delText xml:space="preserve">d) Explain the distribution of charge on a conductor</w:delText>
               </w:r>
             </w:del>
-            <w:ins w:id="9012" w:author="Claude (AI) - proposed" w:date="2026-10-15T08:04:50Z">
+            <w:ins w:id="9012" w:author="Claude (AI) - proposed" w:date="2026-10-18T00:32:35Z">
               <w:r>
                 <w:rPr>
                   <w:rFonts w:ascii="Arial" w:cs="Arial" w:eastAsia="Arial" w:hAnsi="Arial"/>
@@ -885,10 +885,10 @@
               <w:spacing w:after="40" w:before="0"/>
               <w:jc w:val="left"/>
               <w:rPr>
-                <w:ins w:id="9014" w:author="Claude (AI) - proposed" w:date="2026-10-15T08:04:50Z"/>
-              </w:rPr>
-            </w:pPr>
-            <w:ins w:id="9013" w:author="Claude (AI) - proposed" w:date="2026-10-15T08:04:50Z">
+                <w:ins w:id="9014" w:author="Claude (AI) - proposed" w:date="2026-10-18T00:32:35Z"/>
+              </w:rPr>
+            </w:pPr>
+            <w:ins w:id="9013" w:author="Claude (AI) - proposed" w:date="2026-10-18T00:32:35Z">
               <w:r>
                 <w:rPr>
                   <w:rFonts w:ascii="Arial" w:cs="Arial" w:eastAsia="Arial" w:hAnsi="Arial"/>
@@ -910,10 +910,10 @@
               <w:spacing w:after="40" w:before="0"/>
               <w:jc w:val="left"/>
               <w:rPr>
-                <w:ins w:id="9016" w:author="Claude (AI) - proposed" w:date="2026-10-15T08:04:50Z"/>
-              </w:rPr>
-            </w:pPr>
-            <w:ins w:id="9015" w:author="Claude (AI) - proposed" w:date="2026-10-15T08:04:50Z">
+                <w:ins w:id="9016" w:author="Claude (AI) - proposed" w:date="2026-10-18T00:32:35Z"/>
+              </w:rPr>
+            </w:pPr>
+            <w:ins w:id="9015" w:author="Claude (AI) - proposed" w:date="2026-10-18T00:32:35Z">
               <w:r>
                 <w:rPr>
                   <w:rFonts w:ascii="Arial" w:cs="Arial" w:eastAsia="Arial" w:hAnsi="Arial"/>
@@ -935,10 +935,10 @@
               <w:spacing w:after="40" w:before="0"/>
               <w:jc w:val="left"/>
               <w:rPr>
-                <w:ins w:id="9018" w:author="Claude (AI) - proposed" w:date="2026-10-15T08:04:50Z"/>
-              </w:rPr>
-            </w:pPr>
-            <w:ins w:id="9017" w:author="Claude (AI) - proposed" w:date="2026-10-15T08:04:50Z">
+                <w:ins w:id="9018" w:author="Claude (AI) - proposed" w:date="2026-10-18T00:32:35Z"/>
+              </w:rPr>
+            </w:pPr>
+            <w:ins w:id="9017" w:author="Claude (AI) - proposed" w:date="2026-10-18T00:32:35Z">
               <w:r>
                 <w:rPr>
                   <w:rFonts w:ascii="Arial" w:cs="Arial" w:eastAsia="Arial" w:hAnsi="Arial"/>
@@ -960,7 +960,7 @@
               <w:spacing w:after="40" w:before="0"/>
               <w:jc w:val="left"/>
             </w:pPr>
-            <w:del w:id="9019" w:author="Claude (AI) - proposed" w:date="2026-10-15T08:04:50Z">
+            <w:del w:id="9019" w:author="Claude (AI) - proposed" w:date="2026-10-18T00:32:35Z">
               <w:r>
                 <w:rPr>
                   <w:rFonts w:ascii="Arial" w:cs="Arial" w:eastAsia="Arial" w:hAnsi="Arial"/>
@@ -975,7 +975,7 @@
                 <w:delText xml:space="preserve">e) Detect and measure electric charge using a gold-leaf electroscope</w:delText>
               </w:r>
             </w:del>
-            <w:ins w:id="9020" w:author="Claude (AI) - proposed" w:date="2026-10-15T08:04:50Z">
+            <w:ins w:id="9020" w:author="Claude (AI) - proposed" w:date="2026-10-18T00:32:35Z">
               <w:r>
                 <w:rPr>
                   <w:rFonts w:ascii="Arial" w:cs="Arial" w:eastAsia="Arial" w:hAnsi="Arial"/>
@@ -997,7 +997,7 @@
               <w:spacing w:after="40" w:before="0"/>
               <w:jc w:val="left"/>
             </w:pPr>
-            <w:del w:id="9021" w:author="Claude (AI) - proposed" w:date="2026-10-15T08:04:50Z">
+            <w:del w:id="9021" w:author="Claude (AI) - proposed" w:date="2026-10-18T00:32:35Z">
               <w:r>
                 <w:rPr>
                   <w:rFonts w:ascii="Arial" w:cs="Arial" w:eastAsia="Arial" w:hAnsi="Arial"/>
@@ -1012,7 +1012,7 @@
                 <w:delText xml:space="preserve">f) Appreciate the application of electrostatics in everyday life</w:delText>
               </w:r>
             </w:del>
-            <w:ins w:id="9022" w:author="Claude (AI) - proposed" w:date="2026-10-15T08:04:50Z">
+            <w:ins w:id="9022" w:author="Claude (AI) - proposed" w:date="2026-10-18T00:32:35Z">
               <w:r>
                 <w:rPr>
                   <w:rFonts w:ascii="Arial" w:cs="Arial" w:eastAsia="Arial" w:hAnsi="Arial"/>
@@ -1082,10 +1082,10 @@
               <w:spacing w:after="40" w:before="0"/>
               <w:jc w:val="left"/>
               <w:rPr>
-                <w:ins w:id="9024" w:author="Claude (AI) - proposed" w:date="2026-10-15T08:04:50Z"/>
-              </w:rPr>
-            </w:pPr>
-            <w:ins w:id="9023" w:author="Claude (AI) - proposed" w:date="2026-10-15T08:04:50Z">
+                <w:ins w:id="9024" w:author="Claude (AI) - proposed" w:date="2026-10-18T00:32:35Z"/>
+              </w:rPr>
+            </w:pPr>
+            <w:ins w:id="9023" w:author="Claude (AI) - proposed" w:date="2026-10-18T00:32:35Z">
               <w:r>
                 <w:rPr>
                   <w:rFonts w:ascii="Arial" w:cs="Arial" w:eastAsia="Arial" w:hAnsi="Arial"/>
@@ -1107,10 +1107,10 @@
               <w:ind w:left="360" w:hanging="180"/>
               <w:jc w:val="left"/>
               <w:rPr>
-                <w:ins w:id="9026" w:author="Claude (AI) - proposed" w:date="2026-10-15T08:04:50Z"/>
-              </w:rPr>
-            </w:pPr>
-            <w:ins w:id="9025" w:author="Claude (AI) - proposed" w:date="2026-10-15T08:04:50Z">
+                <w:ins w:id="9026" w:author="Claude (AI) - proposed" w:date="2026-10-18T00:32:35Z"/>
+              </w:rPr>
+            </w:pPr>
+            <w:ins w:id="9025" w:author="Claude (AI) - proposed" w:date="2026-10-18T00:32:35Z">
               <w:r>
                 <w:rPr>
                   <w:rFonts w:ascii="Arial" w:cs="Arial" w:eastAsia="Arial" w:hAnsi="Arial"/>
@@ -1132,10 +1132,10 @@
               <w:ind w:left="360" w:hanging="180"/>
               <w:jc w:val="left"/>
               <w:rPr>
-                <w:ins w:id="9028" w:author="Claude (AI) - proposed" w:date="2026-10-15T08:04:50Z"/>
-              </w:rPr>
-            </w:pPr>
-            <w:ins w:id="9027" w:author="Claude (AI) - proposed" w:date="2026-10-15T08:04:50Z">
+                <w:ins w:id="9028" w:author="Claude (AI) - proposed" w:date="2026-10-18T00:32:35Z"/>
+              </w:rPr>
+            </w:pPr>
+            <w:ins w:id="9027" w:author="Claude (AI) - proposed" w:date="2026-10-18T00:32:35Z">
               <w:r>
                 <w:rPr>
                   <w:rFonts w:ascii="Arial" w:cs="Arial" w:eastAsia="Arial" w:hAnsi="Arial"/>
@@ -1157,10 +1157,10 @@
               <w:spacing w:after="40" w:before="0"/>
               <w:jc w:val="left"/>
               <w:rPr>
-                <w:ins w:id="9030" w:author="Claude (AI) - proposed" w:date="2026-10-15T08:04:50Z"/>
-              </w:rPr>
-            </w:pPr>
-            <w:ins w:id="9029" w:author="Claude (AI) - proposed" w:date="2026-10-15T08:04:50Z">
+                <w:ins w:id="9030" w:author="Claude (AI) - proposed" w:date="2026-10-18T00:32:35Z"/>
+              </w:rPr>
+            </w:pPr>
+            <w:ins w:id="9029" w:author="Claude (AI) - proposed" w:date="2026-10-18T00:32:35Z">
               <w:r>
                 <w:rPr>
                   <w:rFonts w:ascii="Arial" w:cs="Arial" w:eastAsia="Arial" w:hAnsi="Arial"/>
@@ -1182,10 +1182,10 @@
               <w:spacing w:after="40" w:before="0"/>
               <w:jc w:val="left"/>
               <w:rPr>
-                <w:ins w:id="9032" w:author="Claude (AI) - proposed" w:date="2026-10-15T08:04:50Z"/>
-              </w:rPr>
-            </w:pPr>
-            <w:ins w:id="9031" w:author="Claude (AI) - proposed" w:date="2026-10-15T08:04:50Z">
+                <w:ins w:id="9032" w:author="Claude (AI) - proposed" w:date="2026-10-18T00:32:35Z"/>
+              </w:rPr>
+            </w:pPr>
+            <w:ins w:id="9031" w:author="Claude (AI) - proposed" w:date="2026-10-18T00:32:35Z">
               <w:r>
                 <w:rPr>
                   <w:rFonts w:ascii="Arial" w:cs="Arial" w:eastAsia="Arial" w:hAnsi="Arial"/>
@@ -1355,10 +1355,10 @@
               <w:spacing w:after="40" w:before="0"/>
               <w:jc w:val="left"/>
               <w:rPr>
-                <w:ins w:id="9034" w:author="Claude (AI) - proposed" w:date="2026-10-15T08:04:50Z"/>
-              </w:rPr>
-            </w:pPr>
-            <w:ins w:id="9033" w:author="Claude (AI) - proposed" w:date="2026-10-15T08:04:50Z">
+                <w:ins w:id="9034" w:author="Claude (AI) - proposed" w:date="2026-10-18T00:32:35Z"/>
+              </w:rPr>
+            </w:pPr>
+            <w:ins w:id="9033" w:author="Claude (AI) - proposed" w:date="2026-10-18T00:32:35Z">
               <w:r>
                 <w:rPr>
                   <w:rFonts w:ascii="Arial" w:cs="Arial" w:eastAsia="Arial" w:hAnsi="Arial"/>
@@ -1380,10 +1380,10 @@
               <w:ind w:left="360" w:hanging="180"/>
               <w:jc w:val="left"/>
               <w:rPr>
-                <w:ins w:id="9036" w:author="Claude (AI) - proposed" w:date="2026-10-15T08:04:50Z"/>
-              </w:rPr>
-            </w:pPr>
-            <w:ins w:id="9035" w:author="Claude (AI) - proposed" w:date="2026-10-15T08:04:50Z">
+                <w:ins w:id="9036" w:author="Claude (AI) - proposed" w:date="2026-10-18T00:32:35Z"/>
+              </w:rPr>
+            </w:pPr>
+            <w:ins w:id="9035" w:author="Claude (AI) - proposed" w:date="2026-10-18T00:32:35Z">
               <w:r>
                 <w:rPr>
                   <w:rFonts w:ascii="Arial" w:cs="Arial" w:eastAsia="Arial" w:hAnsi="Arial"/>
@@ -1405,10 +1405,10 @@
               <w:ind w:left="360" w:hanging="180"/>
               <w:jc w:val="left"/>
               <w:rPr>
-                <w:ins w:id="9038" w:author="Claude (AI) - proposed" w:date="2026-10-15T08:04:50Z"/>
-              </w:rPr>
-            </w:pPr>
-            <w:ins w:id="9037" w:author="Claude (AI) - proposed" w:date="2026-10-15T08:04:50Z">
+                <w:ins w:id="9038" w:author="Claude (AI) - proposed" w:date="2026-10-18T00:32:35Z"/>
+              </w:rPr>
+            </w:pPr>
+            <w:ins w:id="9037" w:author="Claude (AI) - proposed" w:date="2026-10-18T00:32:35Z">
               <w:r>
                 <w:rPr>
                   <w:rFonts w:ascii="Arial" w:cs="Arial" w:eastAsia="Arial" w:hAnsi="Arial"/>
@@ -1430,10 +1430,10 @@
               <w:spacing w:after="40" w:before="0"/>
               <w:jc w:val="left"/>
               <w:rPr>
-                <w:ins w:id="9040" w:author="Claude (AI) - proposed" w:date="2026-10-15T08:04:50Z"/>
-              </w:rPr>
-            </w:pPr>
-            <w:ins w:id="9039" w:author="Claude (AI) - proposed" w:date="2026-10-15T08:04:50Z">
+                <w:ins w:id="9040" w:author="Claude (AI) - proposed" w:date="2026-10-18T00:32:35Z"/>
+              </w:rPr>
+            </w:pPr>
+            <w:ins w:id="9039" w:author="Claude (AI) - proposed" w:date="2026-10-18T00:32:35Z">
               <w:r>
                 <w:rPr>
                   <w:rFonts w:ascii="Arial" w:cs="Arial" w:eastAsia="Arial" w:hAnsi="Arial"/>
@@ -1455,10 +1455,10 @@
               <w:spacing w:after="40" w:before="0"/>
               <w:jc w:val="left"/>
               <w:rPr>
-                <w:ins w:id="9042" w:author="Claude (AI) - proposed" w:date="2026-10-15T08:04:50Z"/>
-              </w:rPr>
-            </w:pPr>
-            <w:ins w:id="9041" w:author="Claude (AI) - proposed" w:date="2026-10-15T08:04:50Z">
+                <w:ins w:id="9042" w:author="Claude (AI) - proposed" w:date="2026-10-18T00:32:35Z"/>
+              </w:rPr>
+            </w:pPr>
+            <w:ins w:id="9041" w:author="Claude (AI) - proposed" w:date="2026-10-18T00:32:35Z">
               <w:r>
                 <w:rPr>
                   <w:rFonts w:ascii="Arial" w:cs="Arial" w:eastAsia="Arial" w:hAnsi="Arial"/>
@@ -1776,10 +1776,10 @@
               <w:spacing w:after="40" w:before="0"/>
               <w:jc w:val="left"/>
               <w:rPr>
-                <w:ins w:id="9044" w:author="Claude (AI) - proposed" w:date="2026-10-15T08:04:50Z"/>
-              </w:rPr>
-            </w:pPr>
-            <w:ins w:id="9043" w:author="Claude (AI) - proposed" w:date="2026-10-15T08:04:50Z">
+                <w:ins w:id="9044" w:author="Claude (AI) - proposed" w:date="2026-10-18T00:32:35Z"/>
+              </w:rPr>
+            </w:pPr>
+            <w:ins w:id="9043" w:author="Claude (AI) - proposed" w:date="2026-10-18T00:32:35Z">
               <w:r>
                 <w:rPr>
                   <w:rFonts w:ascii="Arial" w:cs="Arial" w:eastAsia="Arial" w:hAnsi="Arial"/>
@@ -1801,10 +1801,10 @@
               <w:ind w:left="360" w:hanging="180"/>
               <w:jc w:val="left"/>
               <w:rPr>
-                <w:ins w:id="9046" w:author="Claude (AI) - proposed" w:date="2026-10-15T08:04:50Z"/>
-              </w:rPr>
-            </w:pPr>
-            <w:ins w:id="9045" w:author="Claude (AI) - proposed" w:date="2026-10-15T08:04:50Z">
+                <w:ins w:id="9046" w:author="Claude (AI) - proposed" w:date="2026-10-18T00:32:35Z"/>
+              </w:rPr>
+            </w:pPr>
+            <w:ins w:id="9045" w:author="Claude (AI) - proposed" w:date="2026-10-18T00:32:35Z">
               <w:r>
                 <w:rPr>
                   <w:rFonts w:ascii="Arial" w:cs="Arial" w:eastAsia="Arial" w:hAnsi="Arial"/>
@@ -1826,10 +1826,10 @@
               <w:spacing w:after="40" w:before="0"/>
               <w:jc w:val="left"/>
               <w:rPr>
-                <w:ins w:id="9048" w:author="Claude (AI) - proposed" w:date="2026-10-15T08:04:50Z"/>
-              </w:rPr>
-            </w:pPr>
-            <w:ins w:id="9047" w:author="Claude (AI) - proposed" w:date="2026-10-15T08:04:50Z">
+                <w:ins w:id="9048" w:author="Claude (AI) - proposed" w:date="2026-10-18T00:32:35Z"/>
+              </w:rPr>
+            </w:pPr>
+            <w:ins w:id="9047" w:author="Claude (AI) - proposed" w:date="2026-10-18T00:32:35Z">
               <w:r>
                 <w:rPr>
                   <w:rFonts w:ascii="Arial" w:cs="Arial" w:eastAsia="Arial" w:hAnsi="Arial"/>
@@ -1851,10 +1851,10 @@
               <w:spacing w:after="40" w:before="0"/>
               <w:jc w:val="left"/>
               <w:rPr>
-                <w:ins w:id="9050" w:author="Claude (AI) - proposed" w:date="2026-10-15T08:04:50Z"/>
-              </w:rPr>
-            </w:pPr>
-            <w:ins w:id="9049" w:author="Claude (AI) - proposed" w:date="2026-10-15T08:04:50Z">
+                <w:ins w:id="9050" w:author="Claude (AI) - proposed" w:date="2026-10-18T00:32:35Z"/>
+              </w:rPr>
+            </w:pPr>
+            <w:ins w:id="9049" w:author="Claude (AI) - proposed" w:date="2026-10-18T00:32:35Z">
               <w:r>
                 <w:rPr>
                   <w:rFonts w:ascii="Arial" w:cs="Arial" w:eastAsia="Arial" w:hAnsi="Arial"/>
@@ -2293,7 +2293,7 @@
               </w:rPr>
               <w:t xml:space="preserve">KICD KEY INQUIRY QUESTIONS</w:t>
             </w:r>
-            <w:ins w:id="9051" w:author="Claude (AI) - proposed" w:date="2026-10-15T08:04:50Z">
+            <w:ins w:id="9051" w:author="Claude (AI) - proposed" w:date="2026-10-18T00:32:35Z">
               <w:r>
                 <w:rPr>
                   <w:rFonts w:ascii="Arial" w:cs="Arial" w:eastAsia="Arial" w:hAnsi="Arial"/>
@@ -2328,10 +2328,10 @@
               <w:spacing w:after="40" w:before="0"/>
               <w:jc w:val="left"/>
               <w:rPr>
-                <w:ins w:id="9053" w:author="Claude (AI) - proposed" w:date="2026-10-15T08:04:50Z"/>
-              </w:rPr>
-            </w:pPr>
-            <w:ins w:id="9052" w:author="Claude (AI) - proposed" w:date="2026-10-15T08:04:50Z">
+                <w:ins w:id="9053" w:author="Claude (AI) - proposed" w:date="2026-10-18T00:32:35Z"/>
+              </w:rPr>
+            </w:pPr>
+            <w:ins w:id="9052" w:author="Claude (AI) - proposed" w:date="2026-10-18T00:32:35Z">
               <w:r>
                 <w:rPr>
                   <w:rFonts w:ascii="Arial" w:cs="Arial" w:eastAsia="Arial" w:hAnsi="Arial"/>
@@ -2353,10 +2353,10 @@
               <w:spacing w:after="40" w:before="0"/>
               <w:jc w:val="left"/>
               <w:rPr>
-                <w:ins w:id="9055" w:author="Claude (AI) - proposed" w:date="2026-10-15T08:04:50Z"/>
-              </w:rPr>
-            </w:pPr>
-            <w:ins w:id="9054" w:author="Claude (AI) - proposed" w:date="2026-10-15T08:04:50Z">
+                <w:ins w:id="9055" w:author="Claude (AI) - proposed" w:date="2026-10-18T00:32:35Z"/>
+              </w:rPr>
+            </w:pPr>
+            <w:ins w:id="9054" w:author="Claude (AI) - proposed" w:date="2026-10-18T00:32:35Z">
               <w:r>
                 <w:rPr>
                   <w:rFonts w:ascii="Arial" w:cs="Arial" w:eastAsia="Arial" w:hAnsi="Arial"/>
@@ -2378,10 +2378,10 @@
               <w:spacing w:after="40" w:before="0"/>
               <w:jc w:val="left"/>
               <w:rPr>
-                <w:ins w:id="9057" w:author="Claude (AI) - proposed" w:date="2026-10-15T08:04:50Z"/>
-              </w:rPr>
-            </w:pPr>
-            <w:ins w:id="9056" w:author="Claude (AI) - proposed" w:date="2026-10-15T08:04:50Z">
+                <w:ins w:id="9057" w:author="Claude (AI) - proposed" w:date="2026-10-18T00:32:35Z"/>
+              </w:rPr>
+            </w:pPr>
+            <w:ins w:id="9056" w:author="Claude (AI) - proposed" w:date="2026-10-18T00:32:35Z">
               <w:r>
                 <w:rPr>
                   <w:rFonts w:ascii="Arial" w:cs="Arial" w:eastAsia="Arial" w:hAnsi="Arial"/>
@@ -2403,10 +2403,10 @@
               <w:spacing w:after="40" w:before="0"/>
               <w:jc w:val="left"/>
               <w:rPr>
-                <w:ins w:id="9059" w:author="Claude (AI) - proposed" w:date="2026-10-15T08:04:50Z"/>
-              </w:rPr>
-            </w:pPr>
-            <w:ins w:id="9058" w:author="Claude (AI) - proposed" w:date="2026-10-15T08:04:50Z">
+                <w:ins w:id="9059" w:author="Claude (AI) - proposed" w:date="2026-10-18T00:32:35Z"/>
+              </w:rPr>
+            </w:pPr>
+            <w:ins w:id="9058" w:author="Claude (AI) - proposed" w:date="2026-10-18T00:32:35Z">
               <w:r>
                 <w:rPr>
                   <w:rFonts w:ascii="Arial" w:cs="Arial" w:eastAsia="Arial" w:hAnsi="Arial"/>
@@ -3127,7 +3127,7 @@
         </w:rPr>
         <w:t xml:space="preserve">© 2026 SeaVuria and ARES. This work is licensed under a </w:t>
       </w:r>
-      <w:hyperlink w:history="1" r:id="rIdn_itbylftihiecp2_p4of">
+      <w:hyperlink w:history="1" r:id="rIddo1k-cnldwzyypd3mroyq">
         <w:r>
           <w:rPr>
             <w:rFonts w:ascii="Arial" w:cs="Arial" w:eastAsia="Arial" w:hAnsi="Arial"/>
@@ -3147,7 +3147,7 @@
         </w:rPr>
         <w:t xml:space="preserve"> (</w:t>
       </w:r>
-      <w:hyperlink w:history="1" r:id="rId-juytrvjj6rqsx6c3cvem">
+      <w:hyperlink w:history="1" r:id="rIdlnhznh2atbjdtxnues1uc">
         <w:r>
           <w:rPr>
             <w:rFonts w:ascii="Arial" w:cs="Arial" w:eastAsia="Arial" w:hAnsi="Arial"/>
@@ -3167,7 +3167,7 @@
         </w:rPr>
         <w:t xml:space="preserve">). To view a copy of this license, visit </w:t>
       </w:r>
-      <w:hyperlink w:history="1" r:id="rId_oa8v8ohj4db-ncwiok5w">
+      <w:hyperlink w:history="1" r:id="rIdeovnuck2er0obicarp1ka">
         <w:r>
           <w:rPr>
             <w:rFonts w:ascii="Arial" w:cs="Arial" w:eastAsia="Arial" w:hAnsi="Arial"/>
@@ -4206,7 +4206,7 @@
             <w:pPr>
               <w:spacing w:after="20" w:before="0"/>
             </w:pPr>
-            <w:hyperlink w:history="1" r:id="rId4ydpcn9dd4kooxrxotvdz">
+            <w:hyperlink w:history="1" r:id="rId6wqlj_wlob1e8zhfisr3a">
               <w:r>
                 <w:rPr>
                   <w:rFonts w:ascii="Arial" w:cs="Arial" w:eastAsia="Arial" w:hAnsi="Arial"/>
@@ -4239,7 +4239,7 @@
               <w:spacing w:after="10" w:before="0"/>
               <w:ind w:left="120"/>
             </w:pPr>
-            <w:hyperlink w:history="1" r:id="rIdzimfoq8qsvvofvotvfewc">
+            <w:hyperlink w:history="1" r:id="rId_djoqlhlkwc6_ci1fq-ht">
               <w:r>
                 <w:rPr>
                   <w:rFonts w:ascii="Arial" w:cs="Arial" w:eastAsia="Arial" w:hAnsi="Arial"/>
@@ -4284,7 +4284,7 @@
             <w:pPr>
               <w:spacing w:after="20" w:before="0"/>
             </w:pPr>
-            <w:hyperlink w:history="1" r:id="rId6aoncpzk8kaa_is-vggdu">
+            <w:hyperlink w:history="1" r:id="rIdr_pdhg8_sa-kf4ckf_mej">
               <w:r>
                 <w:rPr>
                   <w:rFonts w:ascii="Arial" w:cs="Arial" w:eastAsia="Arial" w:hAnsi="Arial"/>
@@ -4317,7 +4317,7 @@
               <w:spacing w:after="10" w:before="0"/>
               <w:ind w:left="120"/>
             </w:pPr>
-            <w:hyperlink w:history="1" r:id="rIdgn23krsby1fyprhs-sbuy">
+            <w:hyperlink w:history="1" r:id="rIdvlbni6dz-wftyhq8zdgez">
               <w:r>
                 <w:rPr>
                   <w:rFonts w:ascii="Arial" w:cs="Arial" w:eastAsia="Arial" w:hAnsi="Arial"/>
@@ -4517,7 +4517,7 @@
             <w:pPr>
               <w:spacing w:after="20" w:before="0"/>
             </w:pPr>
-            <w:hyperlink w:history="1" r:id="rIdbtnh3eg3rqnvtk0-3yatb">
+            <w:hyperlink w:history="1" r:id="rIdjvz3c2a_-mecemtvbhjbi">
               <w:r>
                 <w:rPr>
                   <w:rFonts w:ascii="Arial" w:cs="Arial" w:eastAsia="Arial" w:hAnsi="Arial"/>
@@ -4550,7 +4550,7 @@
               <w:spacing w:after="10" w:before="0"/>
               <w:ind w:left="120"/>
             </w:pPr>
-            <w:hyperlink w:history="1" r:id="rIdwm8vxma54odhcafuxmaqa">
+            <w:hyperlink w:history="1" r:id="rIdjyvsxjkcjxufzks6acpck">
               <w:r>
                 <w:rPr>
                   <w:rFonts w:ascii="Arial" w:cs="Arial" w:eastAsia="Arial" w:hAnsi="Arial"/>
@@ -4595,7 +4595,7 @@
             <w:pPr>
               <w:spacing w:after="20" w:before="0"/>
             </w:pPr>
-            <w:hyperlink w:history="1" r:id="rIdns1umimnkyte52j10c7f1">
+            <w:hyperlink w:history="1" r:id="rIdd6tyxbb4zv-r7eetpsrol">
               <w:r>
                 <w:rPr>
                   <w:rFonts w:ascii="Arial" w:cs="Arial" w:eastAsia="Arial" w:hAnsi="Arial"/>
@@ -4628,7 +4628,7 @@
               <w:spacing w:after="10" w:before="0"/>
               <w:ind w:left="120"/>
             </w:pPr>
-            <w:hyperlink w:history="1" r:id="rIdv02w3vvatmeswphoyqrv6">
+            <w:hyperlink w:history="1" r:id="rIdkxwjbxbqhyb3knaxrz-6m">
               <w:r>
                 <w:rPr>
                   <w:rFonts w:ascii="Arial" w:cs="Arial" w:eastAsia="Arial" w:hAnsi="Arial"/>
@@ -4828,7 +4828,7 @@
             <w:pPr>
               <w:spacing w:after="20" w:before="0"/>
             </w:pPr>
-            <w:hyperlink w:history="1" r:id="rId7r3jxsupm1e6umeohk3j9">
+            <w:hyperlink w:history="1" r:id="rIdj8f81-m2lv0u3py0zcznt">
               <w:r>
                 <w:rPr>
                   <w:rFonts w:ascii="Arial" w:cs="Arial" w:eastAsia="Arial" w:hAnsi="Arial"/>
@@ -4861,7 +4861,7 @@
               <w:spacing w:after="10" w:before="0"/>
               <w:ind w:left="120"/>
             </w:pPr>
-            <w:hyperlink w:history="1" r:id="rId0y8_7ymrhzdir5ibzuhpx">
+            <w:hyperlink w:history="1" r:id="rIdfkjpjw4mcqs7zyv3lnekt">
               <w:r>
                 <w:rPr>
                   <w:rFonts w:ascii="Arial" w:cs="Arial" w:eastAsia="Arial" w:hAnsi="Arial"/>
@@ -4906,7 +4906,7 @@
             <w:pPr>
               <w:spacing w:after="20" w:before="0"/>
             </w:pPr>
-            <w:hyperlink w:history="1" r:id="rIdq5c703ajix_dft_ijpaye">
+            <w:hyperlink w:history="1" r:id="rIdea2stopdraxnmxg1xje15">
               <w:r>
                 <w:rPr>
                   <w:rFonts w:ascii="Arial" w:cs="Arial" w:eastAsia="Arial" w:hAnsi="Arial"/>
@@ -4955,7 +4955,7 @@
               <w:spacing w:after="10" w:before="0"/>
               <w:ind w:left="120"/>
             </w:pPr>
-            <w:hyperlink w:history="1" r:id="rIddtd8jcoxzmmtgzgl-a268">
+            <w:hyperlink w:history="1" r:id="rIdsoyoftqgjzi8lythbled5">
               <w:r>
                 <w:rPr>
                   <w:rFonts w:ascii="Arial" w:cs="Arial" w:eastAsia="Arial" w:hAnsi="Arial"/>
@@ -5155,7 +5155,7 @@
             <w:pPr>
               <w:spacing w:after="20" w:before="0"/>
             </w:pPr>
-            <w:hyperlink w:history="1" r:id="rIdhwx4xyru5_ljhijd4n80u">
+            <w:hyperlink w:history="1" r:id="rIdhzf53vvboc0alfoomzrij">
               <w:r>
                 <w:rPr>
                   <w:rFonts w:ascii="Arial" w:cs="Arial" w:eastAsia="Arial" w:hAnsi="Arial"/>
@@ -5188,7 +5188,7 @@
               <w:spacing w:after="10" w:before="0"/>
               <w:ind w:left="120"/>
             </w:pPr>
-            <w:hyperlink w:history="1" r:id="rId1ycvpfq791xsxurnxygx0">
+            <w:hyperlink w:history="1" r:id="rIdljmxwr-26gzu_azsur7uh">
               <w:r>
                 <w:rPr>
                   <w:rFonts w:ascii="Arial" w:cs="Arial" w:eastAsia="Arial" w:hAnsi="Arial"/>
@@ -5233,7 +5233,7 @@
             <w:pPr>
               <w:spacing w:after="20" w:before="0"/>
             </w:pPr>
-            <w:hyperlink w:history="1" r:id="rIdxclmhj7qbqbcvoh1gand1">
+            <w:hyperlink w:history="1" r:id="rIdqdfq2lpue9q_uja9beqld">
               <w:r>
                 <w:rPr>
                   <w:rFonts w:ascii="Arial" w:cs="Arial" w:eastAsia="Arial" w:hAnsi="Arial"/>
@@ -5282,7 +5282,7 @@
               <w:spacing w:after="10" w:before="0"/>
               <w:ind w:left="120"/>
             </w:pPr>
-            <w:hyperlink w:history="1" r:id="rIdhjo0a9dotwzi0m7zcf7uw">
+            <w:hyperlink w:history="1" r:id="rIds_qb0qhiitcn_xj2af9vr">
               <w:r>
                 <w:rPr>
                   <w:rFonts w:ascii="Arial" w:cs="Arial" w:eastAsia="Arial" w:hAnsi="Arial"/>
@@ -5327,7 +5327,7 @@
               </w:rPr>
               <w:t xml:space="preserve">The class builds its first Driving Question Board on a chart or wall space. The central question is written at the top: 'Where do electric charges come from? Why does a rubbed balloon attract or repel other objects?' Each learner writes at least two questions on separate sticky notes, such as 'What is the invisible thing the balloon gives to my hair?', 'Why does the balloon stick longer in Nairobi than in Mombasa?', 'Is the shock from my jersey like lightning?' (Kipchoge), 'Why does my hair stand up on dry mornings?' (Wanjiru) and 'Why do two balloons push apart?'. In groups they cluster similar questions and give each cluster a heading, for example 'What is it?', 'Why does weather matter?', 'Why attract and why repel?', 'Is this lightning?', 'Where is it used?'. They place the clusters on the board and may add the </w:t>
             </w:r>
-            <w:ins w:id="9060" w:author="Claude (AI) - proposed" w:date="2026-10-15T08:04:50Z">
+            <w:ins w:id="9060" w:author="Claude (AI) - proposed" w:date="2026-10-18T00:32:35Z">
               <w:r>
                 <w:rPr>
                   <w:rFonts w:ascii="Arial" w:cs="Arial" w:eastAsia="Arial" w:hAnsi="Arial"/>
@@ -5355,7 +5355,7 @@
               </w:rPr>
               <w:t xml:space="preserve">KICD inquiry questions</w:t>
             </w:r>
-            <w:ins w:id="9061" w:author="Claude (AI) - proposed" w:date="2026-10-15T08:04:50Z">
+            <w:ins w:id="9061" w:author="Claude (AI) - proposed" w:date="2026-10-18T00:32:35Z">
               <w:r>
                 <w:rPr>
                   <w:rFonts w:ascii="Arial" w:cs="Arial" w:eastAsia="Arial" w:hAnsi="Arial"/>
@@ -5416,7 +5416,7 @@
               </w:rPr>
               <w:t xml:space="preserve">Say: 'Good scientists keep track of what they wonder. Write at least two questions, one about what you saw and one about why it might happen.' Model a good question: 'Why does the balloon stick longer on some days?' and a weaker question: 'Is it good?'. Give 5 minutes for writing. WAIT TIME of 10 seconds before asking: 'Who will share a question that puzzles you most?' Cold-call 5 learners, including Amina, Wanjiru and Kipchoge, and place their notes on the board. Then ask groups to cluster the questions, giving 6 minutes. Walk around asking: 'What is the common idea in these questions?' Read aloud the </w:t>
             </w:r>
-            <w:del w:id="9062" w:author="Claude (AI) - proposed" w:date="2026-10-15T08:04:50Z">
+            <w:del w:id="9062" w:author="Claude (AI) - proposed" w:date="2026-10-18T00:32:35Z">
               <w:r>
                 <w:rPr>
                   <w:rFonts w:ascii="Arial" w:cs="Arial" w:eastAsia="Arial" w:hAnsi="Arial"/>
@@ -5431,7 +5431,7 @@
                 <w:delText xml:space="preserve">seven</w:delText>
               </w:r>
             </w:del>
-            <w:ins w:id="9063" w:author="Claude (AI) - proposed" w:date="2026-10-15T08:04:50Z">
+            <w:ins w:id="9063" w:author="Claude (AI) - proposed" w:date="2026-10-18T00:32:35Z">
               <w:r>
                 <w:rPr>
                   <w:rFonts w:ascii="Arial" w:cs="Arial" w:eastAsia="Arial" w:hAnsi="Arial"/>
@@ -5459,7 +5459,7 @@
               </w:rPr>
               <w:t xml:space="preserve"> KICD inquiry questions</w:t>
             </w:r>
-            <w:ins w:id="9064" w:author="Claude (AI) - proposed" w:date="2026-10-15T08:04:50Z">
+            <w:ins w:id="9064" w:author="Claude (AI) - proposed" w:date="2026-10-18T00:32:35Z">
               <w:r>
                 <w:rPr>
                   <w:rFonts w:ascii="Arial" w:cs="Arial" w:eastAsia="Arial" w:hAnsi="Arial"/>
@@ -5609,7 +5609,7 @@
             <w:pPr>
               <w:spacing w:after="20" w:before="0"/>
             </w:pPr>
-            <w:hyperlink w:history="1" r:id="rId-imlqpxh0pqpjntvis00o">
+            <w:hyperlink w:history="1" r:id="rId0umjysc6_059ej9dtduxv">
               <w:r>
                 <w:rPr>
                   <w:rFonts w:ascii="Arial" w:cs="Arial" w:eastAsia="Arial" w:hAnsi="Arial"/>
@@ -5658,7 +5658,7 @@
               <w:spacing w:after="10" w:before="0"/>
               <w:ind w:left="120"/>
             </w:pPr>
-            <w:hyperlink w:history="1" r:id="rIdnb-wji29zsu2xto88bsce">
+            <w:hyperlink w:history="1" r:id="rId9fb4ww3arljcpcpqolefa">
               <w:r>
                 <w:rPr>
                   <w:rFonts w:ascii="Arial" w:cs="Arial" w:eastAsia="Arial" w:hAnsi="Arial"/>
@@ -5703,7 +5703,7 @@
             <w:pPr>
               <w:spacing w:after="20" w:before="0"/>
             </w:pPr>
-            <w:hyperlink w:history="1" r:id="rIdmkyvlwl9fzji52zeownmi">
+            <w:hyperlink w:history="1" r:id="rIdnxkq7y6n0ntplztetx08z">
               <w:r>
                 <w:rPr>
                   <w:rFonts w:ascii="Arial" w:cs="Arial" w:eastAsia="Arial" w:hAnsi="Arial"/>
@@ -5736,7 +5736,7 @@
               <w:spacing w:after="10" w:before="0"/>
               <w:ind w:left="120"/>
             </w:pPr>
-            <w:hyperlink w:history="1" r:id="rIduxqdyrjssr6omd1a3ndzk">
+            <w:hyperlink w:history="1" r:id="rIdavwfcoxt2qi7tenaxxdjm">
               <w:r>
                 <w:rPr>
                   <w:rFonts w:ascii="Arial" w:cs="Arial" w:eastAsia="Arial" w:hAnsi="Arial"/>
@@ -5814,7 +5814,7 @@
               </w:rPr>
               <w:t xml:space="preserve">Say: 'A model is a drawing that shows what you think is happening, including things we cannot see. There are no wrong models today. They are your starting point.' Show an example of a blank layout with four boxes (balloon, hair, wall, paper) but do not draw any particles. Give 10 minutes of silent drawing. Circulate and ask: 'What does your arrow show? Is something moving? What do you think is moving?' Do not correct. Then give 5 minutes for group comparison. </w:t>
             </w:r>
-            <w:ins w:id="9065" w:author="Claude (AI) - proposed" w:date="2026-10-15T08:04:50Z">
+            <w:ins w:id="9065" w:author="Claude (AI) - proposed" w:date="2026-10-18T00:32:35Z">
               <w:r>
                 <w:rPr>
                   <w:rFonts w:ascii="Arial" w:cs="Arial" w:eastAsia="Arial" w:hAnsi="Arial"/>
@@ -6289,7 +6289,7 @@
         </w:rPr>
         <w:t xml:space="preserve">© 2026 SeaVuria and ARES. Aligned with KICD objectives. Developed by SeaVuria; technical implementation by ARES (with AI assistance from Claude). Licensed under </w:t>
       </w:r>
-      <w:hyperlink w:history="1" r:id="rIddjfubu5txgdx7uzynr751">
+      <w:hyperlink w:history="1" r:id="rIdiycaswbikj7l9wdvybuqm">
         <w:r>
           <w:rPr>
             <w:rFonts w:ascii="Arial" w:cs="Arial" w:eastAsia="Arial" w:hAnsi="Arial"/>
@@ -6310,7 +6310,7 @@
         </w:rPr>
         <w:t xml:space="preserve"> (</w:t>
       </w:r>
-      <w:hyperlink w:history="1" r:id="rIdpyydp5yigvned_yj3gtzi">
+      <w:hyperlink w:history="1" r:id="rId7qibjesu0ljrojrhooeh3">
         <w:r>
           <w:rPr>
             <w:rFonts w:ascii="Arial" w:cs="Arial" w:eastAsia="Arial" w:hAnsi="Arial"/>
@@ -7062,7 +7062,7 @@
               </w:rPr>
               <w:t xml:space="preserve">Learners begin by recalling the Lesson 1 observation that two rubbed balloons on threads pushed apart while a rubbed balloon and hair pulled together, and predict what will happen with other rubbed objects. They then gather evidence in two ways: (1) a rods-and-strips investigation (polythene strip rubbed with wool/fur, perspex rod rubbed with silk) to test attraction and repulsion between pairs, and (2) a reading and card-sorting activity on the atom with charge values of the proton, electron and neutron. In the Explain phase they use both sets of evidence to answer: what are electric charges, why is a normal atom neutral, and what is the rule about like and unlike charges? Learners add questions to the DQB and draw a first particle-level model of the balloon, hair, wall and paper showing only what Lesson 2 supports: that matter contains positive and negative charges and that charges of the same sign repel while opposite signs attract. How the balloon and hair get their charges is left to Lesson 3.</w:t>
             </w:r>
-            <w:ins w:id="9066" w:author="Claude (AI) - proposed" w:date="2026-10-15T08:04:50Z">
+            <w:ins w:id="9066" w:author="Claude (AI) - proposed" w:date="2026-10-18T00:32:35Z">
               <w:r>
                 <w:rPr>
                   <w:rFonts w:ascii="Arial" w:cs="Arial" w:eastAsia="Arial" w:hAnsi="Arial"/>
@@ -7365,7 +7365,7 @@
             <w:pPr>
               <w:spacing w:after="20" w:before="0"/>
             </w:pPr>
-            <w:hyperlink w:history="1" r:id="rIdbj8cqfge_70fxk2azgbqa">
+            <w:hyperlink w:history="1" r:id="rId3nncfhkdbt48b_i_zcpmc">
               <w:r>
                 <w:rPr>
                   <w:rFonts w:ascii="Arial" w:cs="Arial" w:eastAsia="Arial" w:hAnsi="Arial"/>
@@ -7398,7 +7398,7 @@
               <w:spacing w:after="10" w:before="0"/>
               <w:ind w:left="120"/>
             </w:pPr>
-            <w:hyperlink w:history="1" r:id="rIdcy2fnfij--j8v6nmhbotb">
+            <w:hyperlink w:history="1" r:id="rIdw5dg0gyrxwfm0jkcr7clw">
               <w:r>
                 <w:rPr>
                   <w:rFonts w:ascii="Arial" w:cs="Arial" w:eastAsia="Arial" w:hAnsi="Arial"/>
@@ -7443,7 +7443,7 @@
             <w:pPr>
               <w:spacing w:after="20" w:before="0"/>
             </w:pPr>
-            <w:hyperlink w:history="1" r:id="rIda3-aphcpkojtfifz9s2ry">
+            <w:hyperlink w:history="1" r:id="rId7s9agxw0me1h-ykc-qi5k">
               <w:r>
                 <w:rPr>
                   <w:rFonts w:ascii="Arial" w:cs="Arial" w:eastAsia="Arial" w:hAnsi="Arial"/>
@@ -7476,7 +7476,7 @@
               <w:spacing w:after="10" w:before="0"/>
               <w:ind w:left="120"/>
             </w:pPr>
-            <w:hyperlink w:history="1" r:id="rIddpsm1k07auj22ewfjxtvu">
+            <w:hyperlink w:history="1" r:id="rIdwon3ctwug3mimstozxhsm">
               <w:r>
                 <w:rPr>
                   <w:rFonts w:ascii="Arial" w:cs="Arial" w:eastAsia="Arial" w:hAnsi="Arial"/>
@@ -7676,7 +7676,7 @@
             <w:pPr>
               <w:spacing w:after="20" w:before="0"/>
             </w:pPr>
-            <w:hyperlink w:history="1" r:id="rIdawqjeshdtbaw7cku_qbc9">
+            <w:hyperlink w:history="1" r:id="rIdbtztgtnw0rg1sybrcfhgr">
               <w:r>
                 <w:rPr>
                   <w:rFonts w:ascii="Arial" w:cs="Arial" w:eastAsia="Arial" w:hAnsi="Arial"/>
@@ -7709,7 +7709,7 @@
               <w:spacing w:after="10" w:before="0"/>
               <w:ind w:left="120"/>
             </w:pPr>
-            <w:hyperlink w:history="1" r:id="rIdulwlqqo_lurhgzhwjz6wd">
+            <w:hyperlink w:history="1" r:id="rIdrtbb1nf-ih2_rggqrr3ac">
               <w:r>
                 <w:rPr>
                   <w:rFonts w:ascii="Arial" w:cs="Arial" w:eastAsia="Arial" w:hAnsi="Arial"/>
@@ -7754,7 +7754,7 @@
             <w:pPr>
               <w:spacing w:after="20" w:before="0"/>
             </w:pPr>
-            <w:hyperlink w:history="1" r:id="rIdmm0apxh_1b8d0x2yn4v-b">
+            <w:hyperlink w:history="1" r:id="rIdij4_nk4nwpz6eghbc1syn">
               <w:r>
                 <w:rPr>
                   <w:rFonts w:ascii="Arial" w:cs="Arial" w:eastAsia="Arial" w:hAnsi="Arial"/>
@@ -7787,7 +7787,7 @@
               <w:spacing w:after="10" w:before="0"/>
               <w:ind w:left="120"/>
             </w:pPr>
-            <w:hyperlink w:history="1" r:id="rIdzjvgq59jiuvo7orjykco4">
+            <w:hyperlink w:history="1" r:id="rIdyc13oduxgpfojm2rhs0dt">
               <w:r>
                 <w:rPr>
                   <w:rFonts w:ascii="Arial" w:cs="Arial" w:eastAsia="Arial" w:hAnsi="Arial"/>
@@ -7832,7 +7832,7 @@
               </w:rPr>
               <w:t xml:space="preserve">Part A (about 25 minutes), groups of 4 with Mr Mwangi's dry materials: two polythene strips, two perspex rods, a wool/fur cloth, a silk cloth, thread and a stand or clamp. 1. Rub one polythene strip with wool/fur (20 strokes) and hang it from a thread. Rub a second polythene strip the same way and bring it near without touching. Record: attract, repel or no effect. 2. Repeat with two perspex rods each rubbed with silk (20 strokes). 3. Bring a silk-rubbed perspex rod near the hanging polythene strip. 4. As a control, </w:t>
             </w:r>
-            <w:del w:id="9067" w:author="Claude (AI) - proposed" w:date="2026-10-15T08:04:50Z">
+            <w:del w:id="9067" w:author="Claude (AI) - proposed" w:date="2026-10-18T00:32:35Z">
               <w:r>
                 <w:rPr>
                   <w:rFonts w:ascii="Arial" w:cs="Arial" w:eastAsia="Arial" w:hAnsi="Arial"/>
@@ -7847,7 +7847,7 @@
                 <w:delText xml:space="preserve">bring an</w:delText>
               </w:r>
             </w:del>
-            <w:ins w:id="9068" w:author="Claude (AI) - proposed" w:date="2026-10-15T08:04:50Z">
+            <w:ins w:id="9068" w:author="Claude (AI) - proposed" w:date="2026-10-18T00:32:35Z">
               <w:r>
                 <w:rPr>
                   <w:rFonts w:ascii="Arial" w:cs="Arial" w:eastAsia="Arial" w:hAnsi="Arial"/>
@@ -7875,7 +7875,7 @@
               </w:rPr>
               <w:t xml:space="preserve"> unrubbed polythene strip and </w:t>
             </w:r>
-            <w:del w:id="9069" w:author="Claude (AI) - proposed" w:date="2026-10-15T08:04:50Z">
+            <w:del w:id="9069" w:author="Claude (AI) - proposed" w:date="2026-10-18T00:32:35Z">
               <w:r>
                 <w:rPr>
                   <w:rFonts w:ascii="Arial" w:cs="Arial" w:eastAsia="Arial" w:hAnsi="Arial"/>
@@ -7890,7 +7890,7 @@
                 <w:delText xml:space="preserve">an unrubbed perspex rod near the hanging strip</w:delText>
               </w:r>
             </w:del>
-            <w:ins w:id="9070" w:author="Claude (AI) - proposed" w:date="2026-10-15T08:04:50Z">
+            <w:ins w:id="9070" w:author="Claude (AI) - proposed" w:date="2026-10-18T00:32:35Z">
               <w:r>
                 <w:rPr>
                   <w:rFonts w:ascii="Arial" w:cs="Arial" w:eastAsia="Arial" w:hAnsi="Arial"/>
@@ -7918,7 +7918,7 @@
               </w:rPr>
               <w:t xml:space="preserve">. Learners fill the table: two polythene strips repel; two perspex rods repel; polythene and perspex attract; </w:t>
             </w:r>
-            <w:del w:id="9071" w:author="Claude (AI) - proposed" w:date="2026-10-15T08:04:50Z">
+            <w:del w:id="9071" w:author="Claude (AI) - proposed" w:date="2026-10-18T00:32:35Z">
               <w:r>
                 <w:rPr>
                   <w:rFonts w:ascii="Arial" w:cs="Arial" w:eastAsia="Arial" w:hAnsi="Arial"/>
@@ -7933,7 +7933,7 @@
                 <w:delText xml:space="preserve">unrubbed objects</w:delText>
               </w:r>
             </w:del>
-            <w:ins w:id="9072" w:author="Claude (AI) - proposed" w:date="2026-10-15T08:04:50Z">
+            <w:ins w:id="9072" w:author="Claude (AI) - proposed" w:date="2026-10-18T00:32:35Z">
               <w:r>
                 <w:rPr>
                   <w:rFonts w:ascii="Arial" w:cs="Arial" w:eastAsia="Arial" w:hAnsi="Arial"/>
@@ -7961,7 +7961,7 @@
               </w:rPr>
               <w:t xml:space="preserve"> show no effect. They note that the polythene strip rubbed with wool/fur is called negative and the perspex rod rubbed with silk is called positive (the teacher gives these labels; the reason is for Lesson 3). Part B (about </w:t>
             </w:r>
-            <w:del w:id="9073" w:author="Claude (AI) - proposed" w:date="2026-10-15T08:04:50Z">
+            <w:del w:id="9073" w:author="Claude (AI) - proposed" w:date="2026-10-18T00:32:35Z">
               <w:r>
                 <w:rPr>
                   <w:rFonts w:ascii="Arial" w:cs="Arial" w:eastAsia="Arial" w:hAnsi="Arial"/>
@@ -7976,7 +7976,7 @@
                 <w:delText xml:space="preserve">15</w:delText>
               </w:r>
             </w:del>
-            <w:ins w:id="9074" w:author="Claude (AI) - proposed" w:date="2026-10-15T08:04:50Z">
+            <w:ins w:id="9074" w:author="Claude (AI) - proposed" w:date="2026-10-18T00:32:35Z">
               <w:r>
                 <w:rPr>
                   <w:rFonts w:ascii="Arial" w:cs="Arial" w:eastAsia="Arial" w:hAnsi="Arial"/>
@@ -8037,7 +8037,7 @@
               </w:rPr>
               <w:t xml:space="preserve">Demonstrate hanging a strip and bringing the second near it, without giving results. Say: "Keep the strokes the same, 20 each, and keep everything dry so the effect shows clearly." Circulate with the prompt: "What exactly did the strip do when the second one came close? Describe it, do not explain it yet." Ask a group that gets no effect: "What could be affecting the rubbing or the dryness?" (Amina's humidity point from Lesson 1: damp materials let charge escape.) For Part B ask: "Which particle has no charge? How do you know from the table?" Wait 10-15 seconds before taking answers. Cold-call 3 groups to report their table results; ask others to show thumbs up if their results match. Chart the class results on the board. If a group's results conflict, repeat the trial publicly. </w:t>
             </w:r>
-            <w:ins w:id="9075" w:author="Claude (AI) - proposed" w:date="2026-10-15T08:04:50Z">
+            <w:ins w:id="9075" w:author="Claude (AI) - proposed" w:date="2026-10-18T00:32:35Z">
               <w:r>
                 <w:rPr>
                   <w:rFonts w:ascii="Arial" w:cs="Arial" w:eastAsia="Arial" w:hAnsi="Arial"/>
@@ -8065,7 +8065,7 @@
               </w:rPr>
               <w:t xml:space="preserve">Do not use the phrase 'static electricity' as an explanation; use 'electric charge' and 'electrostatic force'.</w:t>
             </w:r>
-            <w:ins w:id="9076" w:author="Claude (AI) - proposed" w:date="2026-10-15T08:04:50Z">
+            <w:ins w:id="9076" w:author="Claude (AI) - proposed" w:date="2026-10-18T00:32:35Z">
               <w:r>
                 <w:rPr>
                   <w:rFonts w:ascii="Arial" w:cs="Arial" w:eastAsia="Arial" w:hAnsi="Arial"/>
@@ -8202,7 +8202,7 @@
             <w:pPr>
               <w:spacing w:after="20" w:before="0"/>
             </w:pPr>
-            <w:hyperlink w:history="1" r:id="rId7iob8gwmn8bzp0giluv4q">
+            <w:hyperlink w:history="1" r:id="rId0dr_zwege1pgrwpn2d3a0">
               <w:r>
                 <w:rPr>
                   <w:rFonts w:ascii="Arial" w:cs="Arial" w:eastAsia="Arial" w:hAnsi="Arial"/>
@@ -8235,7 +8235,7 @@
               <w:spacing w:after="10" w:before="0"/>
               <w:ind w:left="120"/>
             </w:pPr>
-            <w:hyperlink w:history="1" r:id="rId_gsc8hmvke5al36fkgnz6">
+            <w:hyperlink w:history="1" r:id="rIdcdjjmxsedpqezoua0pvgc">
               <w:r>
                 <w:rPr>
                   <w:rFonts w:ascii="Arial" w:cs="Arial" w:eastAsia="Arial" w:hAnsi="Arial"/>
@@ -8280,7 +8280,7 @@
             <w:pPr>
               <w:spacing w:after="20" w:before="0"/>
             </w:pPr>
-            <w:hyperlink w:history="1" r:id="rIdswxgg4mogwzafrlmplshx">
+            <w:hyperlink w:history="1" r:id="rIdsdzb5hzslr-jx3v-oukiq">
               <w:r>
                 <w:rPr>
                   <w:rFonts w:ascii="Arial" w:cs="Arial" w:eastAsia="Arial" w:hAnsi="Arial"/>
@@ -8313,7 +8313,7 @@
               <w:spacing w:after="10" w:before="0"/>
               <w:ind w:left="120"/>
             </w:pPr>
-            <w:hyperlink w:history="1" r:id="rIda_qdjjxxzjmxmusrlebyf">
+            <w:hyperlink w:history="1" r:id="rId1wnmgnlu5xurjmeqoipao">
               <w:r>
                 <w:rPr>
                   <w:rFonts w:ascii="Arial" w:cs="Arial" w:eastAsia="Arial" w:hAnsi="Arial"/>
@@ -8391,7 +8391,7 @@
               </w:rPr>
               <w:t xml:space="preserve">Say: "Use evidence from our table, not just what you remember, to back up each claim." Give 5 minutes of silent individual planning, then 8 minutes in groups. Then run a gallery walk: each group posts a poster and 2 learners stay to explain while others rotate. After rotation, ask: "Which pair of results tells us that like charges repel?" WAIT TIME 10-15 seconds, then cold-call 3 learners. Ask: "Why do the balloons in Lesson 1 push apart if both were rubbed on hair?" Cold-call 2 more learners and probe: "What does that tell you about the charge on each balloon?" Press on the neutral atom: "If protons are positive and electrons are negative, why does an ordinary piece of rubber not attract everything?" Guide learners to equal numbers of protons and electrons. Correct, in Kenyan terms, the idea that charge is 'made': say "Charges are already in the atoms of the balloon, hair and cloth." Do not yet explain how rubbing separates them (Lesson 3) or why neutral paper is attracted (Lesson 6). Record: 'Where does the unlike charge on the hair come from?' as a question for Lesson 3.</w:t>
             </w:r>
-            <w:ins w:id="9077" w:author="Claude (AI) - proposed" w:date="2026-10-15T08:04:50Z">
+            <w:ins w:id="9077" w:author="Claude (AI) - proposed" w:date="2026-10-18T00:32:35Z">
               <w:r>
                 <w:rPr>
                   <w:rFonts w:ascii="Arial" w:cs="Arial" w:eastAsia="Arial" w:hAnsi="Arial"/>
@@ -8528,7 +8528,7 @@
             <w:pPr>
               <w:spacing w:after="20" w:before="0"/>
             </w:pPr>
-            <w:hyperlink w:history="1" r:id="rIdn-dwsgcn4dlmlxabt-gxi">
+            <w:hyperlink w:history="1" r:id="rIdqk3oditbsdhdprj4vfu_3">
               <w:r>
                 <w:rPr>
                   <w:rFonts w:ascii="Arial" w:cs="Arial" w:eastAsia="Arial" w:hAnsi="Arial"/>
@@ -8561,7 +8561,7 @@
               <w:spacing w:after="10" w:before="0"/>
               <w:ind w:left="120"/>
             </w:pPr>
-            <w:hyperlink w:history="1" r:id="rIdwkrxffkwhzerntym1hj8s">
+            <w:hyperlink w:history="1" r:id="rIdcyr7xk4yjeoe_5dfckkqa">
               <w:r>
                 <w:rPr>
                   <w:rFonts w:ascii="Arial" w:cs="Arial" w:eastAsia="Arial" w:hAnsi="Arial"/>
@@ -8606,7 +8606,7 @@
             <w:pPr>
               <w:spacing w:after="20" w:before="0"/>
             </w:pPr>
-            <w:hyperlink w:history="1" r:id="rId7vilp9q4sgsttepk4gcdb">
+            <w:hyperlink w:history="1" r:id="rIdbgf5oy1pwazchrs4hawgm">
               <w:r>
                 <w:rPr>
                   <w:rFonts w:ascii="Arial" w:cs="Arial" w:eastAsia="Arial" w:hAnsi="Arial"/>
@@ -8639,7 +8639,7 @@
               <w:spacing w:after="10" w:before="0"/>
               <w:ind w:left="120"/>
             </w:pPr>
-            <w:hyperlink w:history="1" r:id="rIdbhaqmwfcfbi_bz4ofhjaz">
+            <w:hyperlink w:history="1" r:id="rIds03whrajj03g1_jktjggz">
               <w:r>
                 <w:rPr>
                   <w:rFonts w:ascii="Arial" w:cs="Arial" w:eastAsia="Arial" w:hAnsi="Arial"/>
@@ -8839,7 +8839,7 @@
             <w:pPr>
               <w:spacing w:after="20" w:before="0"/>
             </w:pPr>
-            <w:hyperlink w:history="1" r:id="rIdevuwlbfkcnettg-_9df2s">
+            <w:hyperlink w:history="1" r:id="rId0ngzdd1wzctad2tucxlaf">
               <w:r>
                 <w:rPr>
                   <w:rFonts w:ascii="Arial" w:cs="Arial" w:eastAsia="Arial" w:hAnsi="Arial"/>
@@ -8872,7 +8872,7 @@
               <w:spacing w:after="10" w:before="0"/>
               <w:ind w:left="120"/>
             </w:pPr>
-            <w:hyperlink w:history="1" r:id="rIdh36cytu2nktrljc5nihtc">
+            <w:hyperlink w:history="1" r:id="rIdf0oggbdsp1qo0w6rntczd">
               <w:r>
                 <w:rPr>
                   <w:rFonts w:ascii="Arial" w:cs="Arial" w:eastAsia="Arial" w:hAnsi="Arial"/>
@@ -8917,7 +8917,7 @@
             <w:pPr>
               <w:spacing w:after="20" w:before="0"/>
             </w:pPr>
-            <w:hyperlink w:history="1" r:id="rId2tw4lfjisykvu7wi1ru04">
+            <w:hyperlink w:history="1" r:id="rIddu3c49yx-6djy4e4whvaa">
               <w:r>
                 <w:rPr>
                   <w:rFonts w:ascii="Arial" w:cs="Arial" w:eastAsia="Arial" w:hAnsi="Arial"/>
@@ -8950,7 +8950,7 @@
               <w:spacing w:after="10" w:before="0"/>
               <w:ind w:left="120"/>
             </w:pPr>
-            <w:hyperlink w:history="1" r:id="rIdj63lthnsmedw6pqailwps">
+            <w:hyperlink w:history="1" r:id="rIdf1jgznlqustaqane2tqye">
               <w:r>
                 <w:rPr>
                   <w:rFonts w:ascii="Arial" w:cs="Arial" w:eastAsia="Arial" w:hAnsi="Arial"/>
@@ -9319,7 +9319,7 @@
               </w:rPr>
               <w:t xml:space="preserve">Two polythene strips rubbed with wool/fur repel; two perspex rods rubbed with silk repel; a polythene strip and a perspex rod attract; </w:t>
             </w:r>
-            <w:del w:id="9078" w:author="Claude (AI) - proposed" w:date="2026-10-15T08:04:50Z">
+            <w:del w:id="9078" w:author="Claude (AI) - proposed" w:date="2026-10-18T00:32:35Z">
               <w:r>
                 <w:rPr>
                   <w:rFonts w:ascii="Arial" w:cs="Arial" w:eastAsia="Arial" w:hAnsi="Arial"/>
@@ -9334,7 +9334,7 @@
                 <w:delText xml:space="preserve">unrubbed strips and rods do nothing</w:delText>
               </w:r>
             </w:del>
-            <w:ins w:id="9079" w:author="Claude (AI) - proposed" w:date="2026-10-15T08:04:50Z">
+            <w:ins w:id="9079" w:author="Claude (AI) - proposed" w:date="2026-10-18T00:32:35Z">
               <w:r>
                 <w:rPr>
                   <w:rFonts w:ascii="Arial" w:cs="Arial" w:eastAsia="Arial" w:hAnsi="Arial"/>
@@ -9518,7 +9518,7 @@
         </w:rPr>
         <w:t xml:space="preserve">© 2026 SeaVuria and ARES. Aligned with KICD objectives. Developed by SeaVuria; technical implementation by ARES (with AI assistance from Claude). Licensed under </w:t>
       </w:r>
-      <w:hyperlink w:history="1" r:id="rIdetsoeitzbubhqqaqopthq">
+      <w:hyperlink w:history="1" r:id="rIdlhovumqli0os6n4kyykpi">
         <w:r>
           <w:rPr>
             <w:rFonts w:ascii="Arial" w:cs="Arial" w:eastAsia="Arial" w:hAnsi="Arial"/>
@@ -9539,7 +9539,7 @@
         </w:rPr>
         <w:t xml:space="preserve"> (</w:t>
       </w:r>
-      <w:hyperlink w:history="1" r:id="rIdb9zo04artavp795ec5zd1">
+      <w:hyperlink w:history="1" r:id="rIdyr1pvyr3-xesvxzdzes7l">
         <w:r>
           <w:rPr>
             <w:rFonts w:ascii="Arial" w:cs="Arial" w:eastAsia="Arial" w:hAnsi="Arial"/>
@@ -10579,7 +10579,7 @@
             <w:pPr>
               <w:spacing w:after="20" w:before="0"/>
             </w:pPr>
-            <w:hyperlink w:history="1" r:id="rId2qqv9azbcva17cfiredoe">
+            <w:hyperlink w:history="1" r:id="rIdo0gvcvrkwvwb4nvdlpoto">
               <w:r>
                 <w:rPr>
                   <w:rFonts w:ascii="Arial" w:cs="Arial" w:eastAsia="Arial" w:hAnsi="Arial"/>
@@ -10612,7 +10612,7 @@
               <w:spacing w:after="10" w:before="0"/>
               <w:ind w:left="120"/>
             </w:pPr>
-            <w:hyperlink w:history="1" r:id="rId2ttzkhnks3sszkdiqyd5-">
+            <w:hyperlink w:history="1" r:id="rIdwkdfw_rw4fdxgds9qqm_e">
               <w:r>
                 <w:rPr>
                   <w:rFonts w:ascii="Arial" w:cs="Arial" w:eastAsia="Arial" w:hAnsi="Arial"/>
@@ -10657,7 +10657,7 @@
             <w:pPr>
               <w:spacing w:after="20" w:before="0"/>
             </w:pPr>
-            <w:hyperlink w:history="1" r:id="rIda9w8a95y-rcmw8sjf2xri">
+            <w:hyperlink w:history="1" r:id="rIdz6668pfax1owwr8g-q12e">
               <w:r>
                 <w:rPr>
                   <w:rFonts w:ascii="Arial" w:cs="Arial" w:eastAsia="Arial" w:hAnsi="Arial"/>
@@ -10706,7 +10706,7 @@
               <w:spacing w:after="10" w:before="0"/>
               <w:ind w:left="120"/>
             </w:pPr>
-            <w:hyperlink w:history="1" r:id="rIdwnccapbtcljs26bcbkr69">
+            <w:hyperlink w:history="1" r:id="rId7liqv_irpolmqikzvibdv">
               <w:r>
                 <w:rPr>
                   <w:rFonts w:ascii="Arial" w:cs="Arial" w:eastAsia="Arial" w:hAnsi="Arial"/>
@@ -10906,7 +10906,7 @@
             <w:pPr>
               <w:spacing w:after="20" w:before="0"/>
             </w:pPr>
-            <w:hyperlink w:history="1" r:id="rIdhbtovm3faqfovtqg0zwl3">
+            <w:hyperlink w:history="1" r:id="rIdzcse58d_zxtoup1_ik4er">
               <w:r>
                 <w:rPr>
                   <w:rFonts w:ascii="Arial" w:cs="Arial" w:eastAsia="Arial" w:hAnsi="Arial"/>
@@ -10939,7 +10939,7 @@
               <w:spacing w:after="10" w:before="0"/>
               <w:ind w:left="120"/>
             </w:pPr>
-            <w:hyperlink w:history="1" r:id="rId0lrzy9m-lkccpozbfzb-g">
+            <w:hyperlink w:history="1" r:id="rIduu0brxwzfecyz0rkjgvmc">
               <w:r>
                 <w:rPr>
                   <w:rFonts w:ascii="Arial" w:cs="Arial" w:eastAsia="Arial" w:hAnsi="Arial"/>
@@ -10984,7 +10984,7 @@
             <w:pPr>
               <w:spacing w:after="20" w:before="0"/>
             </w:pPr>
-            <w:hyperlink w:history="1" r:id="rIdhmkifeyddpyvne40omjvd">
+            <w:hyperlink w:history="1" r:id="rIdfwln4c-apxzgjfbbtvbch">
               <w:r>
                 <w:rPr>
                   <w:rFonts w:ascii="Arial" w:cs="Arial" w:eastAsia="Arial" w:hAnsi="Arial"/>
@@ -11033,7 +11033,7 @@
               <w:spacing w:after="10" w:before="0"/>
               <w:ind w:left="120"/>
             </w:pPr>
-            <w:hyperlink w:history="1" r:id="rIdl72pubuiquvpwb0wouuci">
+            <w:hyperlink w:history="1" r:id="rIdeolqydzbtwtdxuwjmgufg">
               <w:r>
                 <w:rPr>
                   <w:rFonts w:ascii="Arial" w:cs="Arial" w:eastAsia="Arial" w:hAnsi="Arial"/>
@@ -11111,7 +11111,7 @@
               </w:rPr>
               <w:t xml:space="preserve">Before the stations, say: "Attraction is not enough. A neutral object is also attracted to a charged one. Which result proves the sign?" WAIT TIME of 10-15 seconds, then cold-call 2 learners to say 'repulsion'. While circulating ask: "Which one repelled the polythene? What sign does that make it?" and "Did the cloth gain the same sign as the rod or the opposite?" Prompt: "Why did you test an unrubbed object?" Remind groups of 20 strokes each and a dry surface; if a group gets weak results, ask: "What could be different about the air or the materials?" (link to Amina's Mombasa humidity). </w:t>
             </w:r>
-            <w:ins w:id="9080" w:author="Claude (AI) - proposed" w:date="2026-10-15T08:04:50Z">
+            <w:ins w:id="9080" w:author="Claude (AI) - proposed" w:date="2026-10-18T00:32:35Z">
               <w:r>
                 <w:rPr>
                   <w:rFonts w:ascii="Arial" w:cs="Arial" w:eastAsia="Arial" w:hAnsi="Arial"/>
@@ -11261,7 +11261,7 @@
             <w:pPr>
               <w:spacing w:after="20" w:before="0"/>
             </w:pPr>
-            <w:hyperlink w:history="1" r:id="rIdhk4cysf8hnyr0ytyalxex">
+            <w:hyperlink w:history="1" r:id="rIdb6zpg9ikz2z99yhhtcp_s">
               <w:r>
                 <w:rPr>
                   <w:rFonts w:ascii="Arial" w:cs="Arial" w:eastAsia="Arial" w:hAnsi="Arial"/>
@@ -11294,7 +11294,7 @@
               <w:spacing w:after="10" w:before="0"/>
               <w:ind w:left="120"/>
             </w:pPr>
-            <w:hyperlink w:history="1" r:id="rIdzye4b5fv2krvdv--5vnhx">
+            <w:hyperlink w:history="1" r:id="rIdcvveykqddw_wc5xc98put">
               <w:r>
                 <w:rPr>
                   <w:rFonts w:ascii="Arial" w:cs="Arial" w:eastAsia="Arial" w:hAnsi="Arial"/>
@@ -11339,7 +11339,7 @@
             <w:pPr>
               <w:spacing w:after="20" w:before="0"/>
             </w:pPr>
-            <w:hyperlink w:history="1" r:id="rIddexlq3a54iaa6xmtgjmz-">
+            <w:hyperlink w:history="1" r:id="rIdjuiqzeznx9iilm_n8tiye">
               <w:r>
                 <w:rPr>
                   <w:rFonts w:ascii="Arial" w:cs="Arial" w:eastAsia="Arial" w:hAnsi="Arial"/>
@@ -11388,7 +11388,7 @@
               <w:spacing w:after="10" w:before="0"/>
               <w:ind w:left="120"/>
             </w:pPr>
-            <w:hyperlink w:history="1" r:id="rIdzicqtn3x4wuc4tzyz5i9m">
+            <w:hyperlink w:history="1" r:id="rIdldfn5mfqgv0sff44hrynl">
               <w:r>
                 <w:rPr>
                   <w:rFonts w:ascii="Arial" w:cs="Arial" w:eastAsia="Arial" w:hAnsi="Arial"/>
@@ -11588,7 +11588,7 @@
             <w:pPr>
               <w:spacing w:after="20" w:before="0"/>
             </w:pPr>
-            <w:hyperlink w:history="1" r:id="rIdnzsu09uu0ly7lyyn2u7fr">
+            <w:hyperlink w:history="1" r:id="rIdinquomoakpyaagwhl12kz">
               <w:r>
                 <w:rPr>
                   <w:rFonts w:ascii="Arial" w:cs="Arial" w:eastAsia="Arial" w:hAnsi="Arial"/>
@@ -11621,7 +11621,7 @@
               <w:spacing w:after="10" w:before="0"/>
               <w:ind w:left="120"/>
             </w:pPr>
-            <w:hyperlink w:history="1" r:id="rIdvttwlclbg4mv4i79o3v5r">
+            <w:hyperlink w:history="1" r:id="rIdv8au14_2njizdnsfqp3ph">
               <w:r>
                 <w:rPr>
                   <w:rFonts w:ascii="Arial" w:cs="Arial" w:eastAsia="Arial" w:hAnsi="Arial"/>
@@ -11666,7 +11666,7 @@
             <w:pPr>
               <w:spacing w:after="20" w:before="0"/>
             </w:pPr>
-            <w:hyperlink w:history="1" r:id="rId6_yr0gyxnypznmelp7go9">
+            <w:hyperlink w:history="1" r:id="rIdogcbsrgj-qbjp0-0q0oz7">
               <w:r>
                 <w:rPr>
                   <w:rFonts w:ascii="Arial" w:cs="Arial" w:eastAsia="Arial" w:hAnsi="Arial"/>
@@ -11715,7 +11715,7 @@
               <w:spacing w:after="10" w:before="0"/>
               <w:ind w:left="120"/>
             </w:pPr>
-            <w:hyperlink w:history="1" r:id="rIdbgexb__w989giyiqtjiux">
+            <w:hyperlink w:history="1" r:id="rIdv9ggqki6g9bp44vji1kjn">
               <w:r>
                 <w:rPr>
                   <w:rFonts w:ascii="Arial" w:cs="Arial" w:eastAsia="Arial" w:hAnsi="Arial"/>
@@ -11915,7 +11915,7 @@
             <w:pPr>
               <w:spacing w:after="20" w:before="0"/>
             </w:pPr>
-            <w:hyperlink w:history="1" r:id="rIda2tl6sgfzsi4-urqe4y8z">
+            <w:hyperlink w:history="1" r:id="rIdsxk8aj-9scux0p4yvxs6q">
               <w:r>
                 <w:rPr>
                   <w:rFonts w:ascii="Arial" w:cs="Arial" w:eastAsia="Arial" w:hAnsi="Arial"/>
@@ -11948,7 +11948,7 @@
               <w:spacing w:after="10" w:before="0"/>
               <w:ind w:left="120"/>
             </w:pPr>
-            <w:hyperlink w:history="1" r:id="rId6xsp1yx2evhzbbpd7ic2q">
+            <w:hyperlink w:history="1" r:id="rIdy3df7_txhyjyhccq5cgxu">
               <w:r>
                 <w:rPr>
                   <w:rFonts w:ascii="Arial" w:cs="Arial" w:eastAsia="Arial" w:hAnsi="Arial"/>
@@ -11993,7 +11993,7 @@
             <w:pPr>
               <w:spacing w:after="20" w:before="0"/>
             </w:pPr>
-            <w:hyperlink w:history="1" r:id="rIdzc4c0hualyvgofyexmcvp">
+            <w:hyperlink w:history="1" r:id="rIdskyyunz4t_kjnmwzyfigu">
               <w:r>
                 <w:rPr>
                   <w:rFonts w:ascii="Arial" w:cs="Arial" w:eastAsia="Arial" w:hAnsi="Arial"/>
@@ -12042,7 +12042,7 @@
               <w:spacing w:after="10" w:before="0"/>
               <w:ind w:left="120"/>
             </w:pPr>
-            <w:hyperlink w:history="1" r:id="rIdeiv0p9vhr2_4tobp60vj1">
+            <w:hyperlink w:history="1" r:id="rIdr1gv_kpw9l3iihrgpiao9">
               <w:r>
                 <w:rPr>
                   <w:rFonts w:ascii="Arial" w:cs="Arial" w:eastAsia="Arial" w:hAnsi="Arial"/>
@@ -12411,7 +12411,7 @@
               </w:rPr>
               <w:t xml:space="preserve">We rubbed pairs of materials (glass with silk, ebonite with fur, perspex with wool/fur, polythene with silk, balloon with hair) and tested them against a negative polythene strip and a positive perspex rod. Rod and cloth had opposite signs, shown by repulsion. The balloon was negative and the hair positive. </w:t>
             </w:r>
-            <w:del w:id="9081" w:author="Claude (AI) - proposed" w:date="2026-10-15T08:04:50Z">
+            <w:del w:id="9081" w:author="Claude (AI) - proposed" w:date="2026-10-18T00:32:35Z">
               <w:r>
                 <w:rPr>
                   <w:rFonts w:ascii="Arial" w:cs="Arial" w:eastAsia="Arial" w:hAnsi="Arial"/>
@@ -12426,7 +12426,7 @@
                 <w:delText xml:space="preserve">Unrubbed objects showed no effect</w:delText>
               </w:r>
             </w:del>
-            <w:ins w:id="9082" w:author="Claude (AI) - proposed" w:date="2026-10-15T08:04:50Z">
+            <w:ins w:id="9082" w:author="Claude (AI) - proposed" w:date="2026-10-18T00:32:35Z">
               <w:r>
                 <w:rPr>
                   <w:rFonts w:ascii="Arial" w:cs="Arial" w:eastAsia="Arial" w:hAnsi="Arial"/>
@@ -12610,7 +12610,7 @@
         </w:rPr>
         <w:t xml:space="preserve">© 2026 SeaVuria and ARES. Aligned with KICD objectives. Developed by SeaVuria; technical implementation by ARES (with AI assistance from Claude). Licensed under </w:t>
       </w:r>
-      <w:hyperlink w:history="1" r:id="rId1wjtrziaooxlogvnhm2th">
+      <w:hyperlink w:history="1" r:id="rIdrjiby9xr-ayiwpppm-3ah">
         <w:r>
           <w:rPr>
             <w:rFonts w:ascii="Arial" w:cs="Arial" w:eastAsia="Arial" w:hAnsi="Arial"/>
@@ -12631,7 +12631,7 @@
         </w:rPr>
         <w:t xml:space="preserve"> (</w:t>
       </w:r>
-      <w:hyperlink w:history="1" r:id="rIdpbacn8ieyfhaq4qnu3pgy">
+      <w:hyperlink w:history="1" r:id="rIdrlq1s2-syjkteeol32abi">
         <w:r>
           <w:rPr>
             <w:rFonts w:ascii="Arial" w:cs="Arial" w:eastAsia="Arial" w:hAnsi="Arial"/>
@@ -13671,7 +13671,7 @@
             <w:pPr>
               <w:spacing w:after="20" w:before="0"/>
             </w:pPr>
-            <w:hyperlink w:history="1" r:id="rId9fds7yrs5rckhajcyyykg">
+            <w:hyperlink w:history="1" r:id="rIdnrauyiogp4ryb4mqcw91i">
               <w:r>
                 <w:rPr>
                   <w:rFonts w:ascii="Arial" w:cs="Arial" w:eastAsia="Arial" w:hAnsi="Arial"/>
@@ -13704,7 +13704,7 @@
               <w:spacing w:after="10" w:before="0"/>
               <w:ind w:left="120"/>
             </w:pPr>
-            <w:hyperlink w:history="1" r:id="rIdh6lq0n6tkf558elsromnk">
+            <w:hyperlink w:history="1" r:id="rIdqnqe1wealzlstjz-stuod">
               <w:r>
                 <w:rPr>
                   <w:rFonts w:ascii="Arial" w:cs="Arial" w:eastAsia="Arial" w:hAnsi="Arial"/>
@@ -13749,7 +13749,7 @@
             <w:pPr>
               <w:spacing w:after="20" w:before="0"/>
             </w:pPr>
-            <w:hyperlink w:history="1" r:id="rId2svb-4zksomt9t2g26lej">
+            <w:hyperlink w:history="1" r:id="rIdih3rgael3slblevg2avst">
               <w:r>
                 <w:rPr>
                   <w:rFonts w:ascii="Arial" w:cs="Arial" w:eastAsia="Arial" w:hAnsi="Arial"/>
@@ -13782,7 +13782,7 @@
               <w:spacing w:after="10" w:before="0"/>
               <w:ind w:left="120"/>
             </w:pPr>
-            <w:hyperlink w:history="1" r:id="rIdgdlemsrxo9c5yndcwjyan">
+            <w:hyperlink w:history="1" r:id="rIdwazzyvmifd5fr4oucealz">
               <w:r>
                 <w:rPr>
                   <w:rFonts w:ascii="Arial" w:cs="Arial" w:eastAsia="Arial" w:hAnsi="Arial"/>
@@ -13982,7 +13982,7 @@
             <w:pPr>
               <w:spacing w:after="20" w:before="0"/>
             </w:pPr>
-            <w:hyperlink w:history="1" r:id="rIdxqvjuhyyxmh1gzbi3y-kh">
+            <w:hyperlink w:history="1" r:id="rId0xyokwekp2dky0gxml9oy">
               <w:r>
                 <w:rPr>
                   <w:rFonts w:ascii="Arial" w:cs="Arial" w:eastAsia="Arial" w:hAnsi="Arial"/>
@@ -14015,7 +14015,7 @@
               <w:spacing w:after="10" w:before="0"/>
               <w:ind w:left="120"/>
             </w:pPr>
-            <w:hyperlink w:history="1" r:id="rIdowqrsimribd7h-nmc62rs">
+            <w:hyperlink w:history="1" r:id="rIdofiyvrjxkcdjxa7vhakwh">
               <w:r>
                 <w:rPr>
                   <w:rFonts w:ascii="Arial" w:cs="Arial" w:eastAsia="Arial" w:hAnsi="Arial"/>
@@ -14060,7 +14060,7 @@
             <w:pPr>
               <w:spacing w:after="20" w:before="0"/>
             </w:pPr>
-            <w:hyperlink w:history="1" r:id="rIdlg_iuux3m0ql35qv58uyx">
+            <w:hyperlink w:history="1" r:id="rIdhvi3ohigzmuimaikmhxfo">
               <w:r>
                 <w:rPr>
                   <w:rFonts w:ascii="Arial" w:cs="Arial" w:eastAsia="Arial" w:hAnsi="Arial"/>
@@ -14093,7 +14093,7 @@
               <w:spacing w:after="10" w:before="0"/>
               <w:ind w:left="120"/>
             </w:pPr>
-            <w:hyperlink w:history="1" r:id="rId2xiympcmi5sxlb514dffl">
+            <w:hyperlink w:history="1" r:id="rIdhn2r83c93whbcejqoeawr">
               <w:r>
                 <w:rPr>
                   <w:rFonts w:ascii="Arial" w:cs="Arial" w:eastAsia="Arial" w:hAnsi="Arial"/>
@@ -14293,7 +14293,7 @@
             <w:pPr>
               <w:spacing w:after="20" w:before="0"/>
             </w:pPr>
-            <w:hyperlink w:history="1" r:id="rIduumuzeewopnmtbzwoz9p5">
+            <w:hyperlink w:history="1" r:id="rId51stqo-2qp8jkwkwet0iv">
               <w:r>
                 <w:rPr>
                   <w:rFonts w:ascii="Arial" w:cs="Arial" w:eastAsia="Arial" w:hAnsi="Arial"/>
@@ -14342,7 +14342,7 @@
               <w:spacing w:after="10" w:before="0"/>
               <w:ind w:left="120"/>
             </w:pPr>
-            <w:hyperlink w:history="1" r:id="rIdcjbmkt0icmiuihccgcuia">
+            <w:hyperlink w:history="1" r:id="rIdkdu-jjhos6wnojwtiyif0">
               <w:r>
                 <w:rPr>
                   <w:rFonts w:ascii="Arial" w:cs="Arial" w:eastAsia="Arial" w:hAnsi="Arial"/>
@@ -14387,7 +14387,7 @@
             <w:pPr>
               <w:spacing w:after="20" w:before="0"/>
             </w:pPr>
-            <w:hyperlink w:history="1" r:id="rIdfz5i38ypiy7ezoymzucfv">
+            <w:hyperlink w:history="1" r:id="rIdmwf_ofttk1ub1uubwcuzt">
               <w:r>
                 <w:rPr>
                   <w:rFonts w:ascii="Arial" w:cs="Arial" w:eastAsia="Arial" w:hAnsi="Arial"/>
@@ -14420,7 +14420,7 @@
               <w:spacing w:after="10" w:before="0"/>
               <w:ind w:left="120"/>
             </w:pPr>
-            <w:hyperlink w:history="1" r:id="rIdlsfign4g-kyyslof-cq29">
+            <w:hyperlink w:history="1" r:id="rIdeqxlhwhi-br2anvrfo_xx">
               <w:r>
                 <w:rPr>
                   <w:rFonts w:ascii="Arial" w:cs="Arial" w:eastAsia="Arial" w:hAnsi="Arial"/>
@@ -14620,7 +14620,7 @@
             <w:pPr>
               <w:spacing w:after="20" w:before="0"/>
             </w:pPr>
-            <w:hyperlink w:history="1" r:id="rIdnopp1o4vnk8zdwrvboyc5">
+            <w:hyperlink w:history="1" r:id="rId3kjbaroq8wj4wqtvsmoro">
               <w:r>
                 <w:rPr>
                   <w:rFonts w:ascii="Arial" w:cs="Arial" w:eastAsia="Arial" w:hAnsi="Arial"/>
@@ -14669,7 +14669,7 @@
               <w:spacing w:after="10" w:before="0"/>
               <w:ind w:left="120"/>
             </w:pPr>
-            <w:hyperlink w:history="1" r:id="rIdndpfidsejtvxwl4h5e0kw">
+            <w:hyperlink w:history="1" r:id="rIdkngvejcmiy7ryfo3amcu_">
               <w:r>
                 <w:rPr>
                   <w:rFonts w:ascii="Arial" w:cs="Arial" w:eastAsia="Arial" w:hAnsi="Arial"/>
@@ -14714,7 +14714,7 @@
             <w:pPr>
               <w:spacing w:after="20" w:before="0"/>
             </w:pPr>
-            <w:hyperlink w:history="1" r:id="rIdgnbpuxignqlz9gwes4hph">
+            <w:hyperlink w:history="1" r:id="rIdauvkclv2muavcio7x17db">
               <w:r>
                 <w:rPr>
                   <w:rFonts w:ascii="Arial" w:cs="Arial" w:eastAsia="Arial" w:hAnsi="Arial"/>
@@ -14747,7 +14747,7 @@
               <w:spacing w:after="10" w:before="0"/>
               <w:ind w:left="120"/>
             </w:pPr>
-            <w:hyperlink w:history="1" r:id="rId6ll11terrkxcox4hadlpp">
+            <w:hyperlink w:history="1" r:id="rId3nyyrnh2v15mgo-q9yty-">
               <w:r>
                 <w:rPr>
                   <w:rFonts w:ascii="Arial" w:cs="Arial" w:eastAsia="Arial" w:hAnsi="Arial"/>
@@ -14792,7 +14792,7 @@
               </w:rPr>
               <w:t xml:space="preserve">Learners return to the DQB from Lesson 1. They add sticky notes with (a) answers they now have, such as 'Rubber balloons are insulators, so the electrons stay on them' and (b) new questions such as 'If metals let electrons move, can we charge a spoon?' (Kipchoge), 'Why did my hair stand up less in humid Mombasa?' (Amina), and 'Would a metal balloon hold charge?' (Otieno). They group notes under </w:t>
             </w:r>
-            <w:del w:id="9083" w:author="Claude (AI) - proposed" w:date="2026-10-15T08:04:50Z">
+            <w:del w:id="9083" w:author="Claude (AI) - proposed" w:date="2026-10-18T00:32:35Z">
               <w:r>
                 <w:rPr>
                   <w:rFonts w:ascii="Arial" w:cs="Arial" w:eastAsia="Arial" w:hAnsi="Arial"/>
@@ -14807,7 +14807,7 @@
                 <w:delText xml:space="preserve">KICD</w:delText>
               </w:r>
             </w:del>
-            <w:ins w:id="9084" w:author="Claude (AI) - proposed" w:date="2026-10-15T08:04:50Z">
+            <w:ins w:id="9084" w:author="Claude (AI) - proposed" w:date="2026-10-18T00:32:35Z">
               <w:r>
                 <w:rPr>
                   <w:rFonts w:ascii="Arial" w:cs="Arial" w:eastAsia="Arial" w:hAnsi="Arial"/>
@@ -14990,7 +14990,7 @@
             <w:pPr>
               <w:spacing w:after="20" w:before="0"/>
             </w:pPr>
-            <w:hyperlink w:history="1" r:id="rIdyxv9i_ajtabyqq-4ros_s">
+            <w:hyperlink w:history="1" r:id="rIdn7-ez3xnfewqq6qyl2y6x">
               <w:r>
                 <w:rPr>
                   <w:rFonts w:ascii="Arial" w:cs="Arial" w:eastAsia="Arial" w:hAnsi="Arial"/>
@@ -15039,7 +15039,7 @@
               <w:spacing w:after="10" w:before="0"/>
               <w:ind w:left="120"/>
             </w:pPr>
-            <w:hyperlink w:history="1" r:id="rIdfht_skgccbk-wzbcdigpf">
+            <w:hyperlink w:history="1" r:id="rIdkjzi_k97tzvemdhyw1edt">
               <w:r>
                 <w:rPr>
                   <w:rFonts w:ascii="Arial" w:cs="Arial" w:eastAsia="Arial" w:hAnsi="Arial"/>
@@ -15084,7 +15084,7 @@
             <w:pPr>
               <w:spacing w:after="20" w:before="0"/>
             </w:pPr>
-            <w:hyperlink w:history="1" r:id="rIds-kealpchbtasmsamkhsj">
+            <w:hyperlink w:history="1" r:id="rIdhglz7honnbg6fyfdc-56o">
               <w:r>
                 <w:rPr>
                   <w:rFonts w:ascii="Arial" w:cs="Arial" w:eastAsia="Arial" w:hAnsi="Arial"/>
@@ -15117,7 +15117,7 @@
               <w:spacing w:after="10" w:before="0"/>
               <w:ind w:left="120"/>
             </w:pPr>
-            <w:hyperlink w:history="1" r:id="rIdqv1gtofazsom3_kwtlfb3">
+            <w:hyperlink w:history="1" r:id="rIdz7dvb2scocz1iqapo2_wu">
               <w:r>
                 <w:rPr>
                   <w:rFonts w:ascii="Arial" w:cs="Arial" w:eastAsia="Arial" w:hAnsi="Arial"/>
@@ -15642,7 +15642,7 @@
         </w:rPr>
         <w:t xml:space="preserve">© 2026 SeaVuria and ARES. Aligned with KICD objectives. Developed by SeaVuria; technical implementation by ARES (with AI assistance from Claude). Licensed under </w:t>
       </w:r>
-      <w:hyperlink w:history="1" r:id="rIdjhgeubhirryat8eebx81i">
+      <w:hyperlink w:history="1" r:id="rIdsrqvflnmqi1x8mhvxwgcj">
         <w:r>
           <w:rPr>
             <w:rFonts w:ascii="Arial" w:cs="Arial" w:eastAsia="Arial" w:hAnsi="Arial"/>
@@ -15663,7 +15663,7 @@
         </w:rPr>
         <w:t xml:space="preserve"> (</w:t>
       </w:r>
-      <w:hyperlink w:history="1" r:id="rIdcqzi7clh3_zltfgo6vfht">
+      <w:hyperlink w:history="1" r:id="rIdcerzxdyqyfd-bzoromar3">
         <w:r>
           <w:rPr>
             <w:rFonts w:ascii="Arial" w:cs="Arial" w:eastAsia="Arial" w:hAnsi="Arial"/>
@@ -16415,7 +16415,7 @@
               </w:rPr>
               <w:t xml:space="preserve">Mr Mwangi reminds the class of the puzzle from Lesson 1: some paper pieces jumped up to the rubbed balloon, touched it, and then fell off. Learners first predict what will happen to a neutral electroscope when a negative polythene strip touches its cap. They then observe the leaf rise to about 30 degrees and stay there after the strip is removed, and they watch paper pieces behave in the same way at the balloon. In the Explain phase they use free electrons (Lesson 4) and electron transfer (Lesson 3) to explain that the cap, stem and leaf gained extra electrons and so became negative, the same sign as the strip. They connect this to the paper pieces: after touching the negative balloon, a piece gains the same sign, so it is repelled and falls off. The class updates the Driving Question Board and revises the particle-level model of the balloon, hair, wall and paper.</w:t>
             </w:r>
-            <w:ins w:id="9085" w:author="Claude (AI) - proposed" w:date="2026-10-15T08:04:50Z">
+            <w:ins w:id="9085" w:author="Claude (AI) - proposed" w:date="2026-10-18T00:32:35Z">
               <w:r>
                 <w:rPr>
                   <w:rFonts w:ascii="Arial" w:cs="Arial" w:eastAsia="Arial" w:hAnsi="Arial"/>
@@ -16718,7 +16718,7 @@
             <w:pPr>
               <w:spacing w:after="20" w:before="0"/>
             </w:pPr>
-            <w:hyperlink w:history="1" r:id="rIdxowokspl_mcu2nppf_blm">
+            <w:hyperlink w:history="1" r:id="rIdpqw1gbavtoipem3hidsaq">
               <w:r>
                 <w:rPr>
                   <w:rFonts w:ascii="Arial" w:cs="Arial" w:eastAsia="Arial" w:hAnsi="Arial"/>
@@ -16751,7 +16751,7 @@
               <w:spacing w:after="10" w:before="0"/>
               <w:ind w:left="120"/>
             </w:pPr>
-            <w:hyperlink w:history="1" r:id="rId3mnb4v0_h7toj007m-r2e">
+            <w:hyperlink w:history="1" r:id="rIdvj2dksvvd8hmkgjvwaxgu">
               <w:r>
                 <w:rPr>
                   <w:rFonts w:ascii="Arial" w:cs="Arial" w:eastAsia="Arial" w:hAnsi="Arial"/>
@@ -16796,7 +16796,7 @@
             <w:pPr>
               <w:spacing w:after="20" w:before="0"/>
             </w:pPr>
-            <w:hyperlink w:history="1" r:id="rIdgixjxx9eaeo9fgqz6z638">
+            <w:hyperlink w:history="1" r:id="rIdcfc_xqxd3jdgfi77c-wd1">
               <w:r>
                 <w:rPr>
                   <w:rFonts w:ascii="Arial" w:cs="Arial" w:eastAsia="Arial" w:hAnsi="Arial"/>
@@ -16845,7 +16845,7 @@
               <w:spacing w:after="10" w:before="0"/>
               <w:ind w:left="120"/>
             </w:pPr>
-            <w:hyperlink w:history="1" r:id="rId5gmbmhnfd30wbusxrlwt-">
+            <w:hyperlink w:history="1" r:id="rIdznwkc9ipf17l00hdfiny9">
               <w:r>
                 <w:rPr>
                   <w:rFonts w:ascii="Arial" w:cs="Arial" w:eastAsia="Arial" w:hAnsi="Arial"/>
@@ -16923,7 +16923,7 @@
               </w:rPr>
               <w:t xml:space="preserve">Say: "Remember the paper pieces that jumped up to the balloon and then fell off again. Today we find out why." Hold up the neutral electroscope and point to the leaf at 0 degrees</w:t>
             </w:r>
-            <w:ins w:id="9086" w:author="Claude (AI) - proposed" w:date="2026-10-15T08:04:50Z">
+            <w:ins w:id="9086" w:author="Claude (AI) - proposed" w:date="2026-10-18T00:32:35Z">
               <w:r>
                 <w:rPr>
                   <w:rFonts w:ascii="Arial" w:cs="Arial" w:eastAsia="Arial" w:hAnsi="Arial"/>
@@ -17073,7 +17073,7 @@
             <w:pPr>
               <w:spacing w:after="20" w:before="0"/>
             </w:pPr>
-            <w:hyperlink w:history="1" r:id="rIdytg5wix87ecovljhyzdtq">
+            <w:hyperlink w:history="1" r:id="rIdm47apk2nnqqi2og204lv5">
               <w:r>
                 <w:rPr>
                   <w:rFonts w:ascii="Arial" w:cs="Arial" w:eastAsia="Arial" w:hAnsi="Arial"/>
@@ -17106,7 +17106,7 @@
               <w:spacing w:after="10" w:before="0"/>
               <w:ind w:left="120"/>
             </w:pPr>
-            <w:hyperlink w:history="1" r:id="rIdnydrwyyodttwrea9q3hf2">
+            <w:hyperlink w:history="1" r:id="rIdovzzomzsiaxy1lqo28gxu">
               <w:r>
                 <w:rPr>
                   <w:rFonts w:ascii="Arial" w:cs="Arial" w:eastAsia="Arial" w:hAnsi="Arial"/>
@@ -17151,7 +17151,7 @@
             <w:pPr>
               <w:spacing w:after="20" w:before="0"/>
             </w:pPr>
-            <w:hyperlink w:history="1" r:id="rIda309qcdlhsuvosuvprxbq">
+            <w:hyperlink w:history="1" r:id="rId8srhqs01umvzfjx_nefgc">
               <w:r>
                 <w:rPr>
                   <w:rFonts w:ascii="Arial" w:cs="Arial" w:eastAsia="Arial" w:hAnsi="Arial"/>
@@ -17200,7 +17200,7 @@
               <w:spacing w:after="10" w:before="0"/>
               <w:ind w:left="120"/>
             </w:pPr>
-            <w:hyperlink w:history="1" r:id="rIdgc3fchj6xqppin4qr6qfd">
+            <w:hyperlink w:history="1" r:id="rIdbcyzbmvicybcpgsop-bip">
               <w:r>
                 <w:rPr>
                   <w:rFonts w:ascii="Arial" w:cs="Arial" w:eastAsia="Arial" w:hAnsi="Arial"/>
@@ -17400,7 +17400,7 @@
             <w:pPr>
               <w:spacing w:after="20" w:before="0"/>
             </w:pPr>
-            <w:hyperlink w:history="1" r:id="rIdeqyzokrcl8pnmui0d184u">
+            <w:hyperlink w:history="1" r:id="rIdhf9n0ifiqq-03zeadhovd">
               <w:r>
                 <w:rPr>
                   <w:rFonts w:ascii="Arial" w:cs="Arial" w:eastAsia="Arial" w:hAnsi="Arial"/>
@@ -17449,7 +17449,7 @@
               <w:spacing w:after="10" w:before="0"/>
               <w:ind w:left="120"/>
             </w:pPr>
-            <w:hyperlink w:history="1" r:id="rIdvgsn-wb3pv7yzlwyr892t">
+            <w:hyperlink w:history="1" r:id="rIduew5yygej14acwdaq8qmo">
               <w:r>
                 <w:rPr>
                   <w:rFonts w:ascii="Arial" w:cs="Arial" w:eastAsia="Arial" w:hAnsi="Arial"/>
@@ -17494,7 +17494,7 @@
             <w:pPr>
               <w:spacing w:after="20" w:before="0"/>
             </w:pPr>
-            <w:hyperlink w:history="1" r:id="rIdrfbqt5xse6q7ntwbyd45m">
+            <w:hyperlink w:history="1" r:id="rIdaayq_xzwd4bs4rktntv_r">
               <w:r>
                 <w:rPr>
                   <w:rFonts w:ascii="Arial" w:cs="Arial" w:eastAsia="Arial" w:hAnsi="Arial"/>
@@ -17543,7 +17543,7 @@
               <w:spacing w:after="10" w:before="0"/>
               <w:ind w:left="120"/>
             </w:pPr>
-            <w:hyperlink w:history="1" r:id="rIdcxocgssfkuoeybwaaxiiy">
+            <w:hyperlink w:history="1" r:id="rId7iwa7xhb0bq6tzs-yt8jh">
               <w:r>
                 <w:rPr>
                   <w:rFonts w:ascii="Arial" w:cs="Arial" w:eastAsia="Arial" w:hAnsi="Arial"/>
@@ -17743,7 +17743,7 @@
             <w:pPr>
               <w:spacing w:after="20" w:before="0"/>
             </w:pPr>
-            <w:hyperlink w:history="1" r:id="rId9mhgwl83d8slfmng_ojyb">
+            <w:hyperlink w:history="1" r:id="rId5qiqq3pvohsqgfatpulqe">
               <w:r>
                 <w:rPr>
                   <w:rFonts w:ascii="Arial" w:cs="Arial" w:eastAsia="Arial" w:hAnsi="Arial"/>
@@ -17792,7 +17792,7 @@
               <w:spacing w:after="10" w:before="0"/>
               <w:ind w:left="120"/>
             </w:pPr>
-            <w:hyperlink w:history="1" r:id="rIddd2lvbkc1141rjui17ehf">
+            <w:hyperlink w:history="1" r:id="rIdxvsqwtf95mz4oxney5clh">
               <w:r>
                 <w:rPr>
                   <w:rFonts w:ascii="Arial" w:cs="Arial" w:eastAsia="Arial" w:hAnsi="Arial"/>
@@ -17837,7 +17837,7 @@
             <w:pPr>
               <w:spacing w:after="20" w:before="0"/>
             </w:pPr>
-            <w:hyperlink w:history="1" r:id="rIduiuwihaepqmhdgwovsvcv">
+            <w:hyperlink w:history="1" r:id="rId5d6sxgq60fu2ibd3x4ydl">
               <w:r>
                 <w:rPr>
                   <w:rFonts w:ascii="Arial" w:cs="Arial" w:eastAsia="Arial" w:hAnsi="Arial"/>
@@ -17886,7 +17886,7 @@
               <w:spacing w:after="10" w:before="0"/>
               <w:ind w:left="120"/>
             </w:pPr>
-            <w:hyperlink w:history="1" r:id="rIdvxmauknkfv2vgtjpxzupl">
+            <w:hyperlink w:history="1" r:id="rIdj9nzbjabeqqkbbajduzqx">
               <w:r>
                 <w:rPr>
                   <w:rFonts w:ascii="Arial" w:cs="Arial" w:eastAsia="Arial" w:hAnsi="Arial"/>
@@ -18086,7 +18086,7 @@
             <w:pPr>
               <w:spacing w:after="20" w:before="0"/>
             </w:pPr>
-            <w:hyperlink w:history="1" r:id="rIdbdmtn-vrk2crmjdsduevh">
+            <w:hyperlink w:history="1" r:id="rIdnfutquqgs_uwncbcopckm">
               <w:r>
                 <w:rPr>
                   <w:rFonts w:ascii="Arial" w:cs="Arial" w:eastAsia="Arial" w:hAnsi="Arial"/>
@@ -18135,7 +18135,7 @@
               <w:spacing w:after="10" w:before="0"/>
               <w:ind w:left="120"/>
             </w:pPr>
-            <w:hyperlink w:history="1" r:id="rId4gngafmrda0r8f2pxajbo">
+            <w:hyperlink w:history="1" r:id="rId8j0jemrfiscmrtgdabjan">
               <w:r>
                 <w:rPr>
                   <w:rFonts w:ascii="Arial" w:cs="Arial" w:eastAsia="Arial" w:hAnsi="Arial"/>
@@ -18180,7 +18180,7 @@
             <w:pPr>
               <w:spacing w:after="20" w:before="0"/>
             </w:pPr>
-            <w:hyperlink w:history="1" r:id="rIdvuca_usm5pcfi-_dt4d_w">
+            <w:hyperlink w:history="1" r:id="rIdzrbp2kqddd4g9uicwadp5">
               <w:r>
                 <w:rPr>
                   <w:rFonts w:ascii="Arial" w:cs="Arial" w:eastAsia="Arial" w:hAnsi="Arial"/>
@@ -18229,7 +18229,7 @@
               <w:spacing w:after="10" w:before="0"/>
               <w:ind w:left="120"/>
             </w:pPr>
-            <w:hyperlink w:history="1" r:id="rId44dtcy8xp7daljyr6ojee">
+            <w:hyperlink w:history="1" r:id="rId8a6wmcbxslfmt1kxuyr6s">
               <w:r>
                 <w:rPr>
                   <w:rFonts w:ascii="Arial" w:cs="Arial" w:eastAsia="Arial" w:hAnsi="Arial"/>
@@ -18754,7 +18754,7 @@
         </w:rPr>
         <w:t xml:space="preserve">© 2026 SeaVuria and ARES. Aligned with KICD objectives. Developed by SeaVuria; technical implementation by ARES (with AI assistance from Claude). Licensed under </w:t>
       </w:r>
-      <w:hyperlink w:history="1" r:id="rId5oslfrjcrdvrktnvjpqve">
+      <w:hyperlink w:history="1" r:id="rIdhwf54tlcvc2bp72sjsufm">
         <w:r>
           <w:rPr>
             <w:rFonts w:ascii="Arial" w:cs="Arial" w:eastAsia="Arial" w:hAnsi="Arial"/>
@@ -18775,7 +18775,7 @@
         </w:rPr>
         <w:t xml:space="preserve"> (</w:t>
       </w:r>
-      <w:hyperlink w:history="1" r:id="rIdpxja2q90mdj9ghtnieroc">
+      <w:hyperlink w:history="1" r:id="rIdsjheuyvtzn_syyz_zowx0">
         <w:r>
           <w:rPr>
             <w:rFonts w:ascii="Arial" w:cs="Arial" w:eastAsia="Arial" w:hAnsi="Arial"/>
@@ -19527,7 +19527,7 @@
               </w:rPr>
               <w:t xml:space="preserve">Mr Mwangi opens by asking why the neutral wall and paper pieces are attracted to the balloon but never repelled. Learners first predict. They then observe three pieces of evidence: (1) paper pieces and a wall near a negative balloon, (2) a neutral electroscope with a rubbed polythene strip brought near the cap but not touching, where the leaf rises to about 30 degrees and falls back to 0 degrees when the strip is removed, and (3) a four-step induction with earthing in which a finger touch returns the leaf to 0 degrees and the conductor ends with the OPPOSITE sign. In the Explain phase, learners use particle diagrams to show why attraction is stronger than repulsion and contrast contact with induction. They update the Driving Question Board (DQB) and revise their model of the balloon, hair, wall and paper by adding charge separation in the wall and paper.</w:t>
             </w:r>
-            <w:ins w:id="9087" w:author="Claude (AI) - proposed" w:date="2026-10-15T08:04:50Z">
+            <w:ins w:id="9087" w:author="Claude (AI) - proposed" w:date="2026-10-18T00:32:35Z">
               <w:r>
                 <w:rPr>
                   <w:rFonts w:ascii="Arial" w:cs="Arial" w:eastAsia="Arial" w:hAnsi="Arial"/>
@@ -19830,7 +19830,7 @@
             <w:pPr>
               <w:spacing w:after="20" w:before="0"/>
             </w:pPr>
-            <w:hyperlink w:history="1" r:id="rIdtgeizhoycenlfahvmy9xx">
+            <w:hyperlink w:history="1" r:id="rIdc601hgqssrfvywgouuvbu">
               <w:r>
                 <w:rPr>
                   <w:rFonts w:ascii="Arial" w:cs="Arial" w:eastAsia="Arial" w:hAnsi="Arial"/>
@@ -19863,7 +19863,7 @@
               <w:spacing w:after="10" w:before="0"/>
               <w:ind w:left="120"/>
             </w:pPr>
-            <w:hyperlink w:history="1" r:id="rIdmnq4qomroutqchblbzo29">
+            <w:hyperlink w:history="1" r:id="rIduga8_ladskjphiwl2bwbs">
               <w:r>
                 <w:rPr>
                   <w:rFonts w:ascii="Arial" w:cs="Arial" w:eastAsia="Arial" w:hAnsi="Arial"/>
@@ -19925,7 +19925,7 @@
               <w:spacing w:after="10" w:before="0"/>
               <w:ind w:left="120"/>
             </w:pPr>
-            <w:hyperlink w:history="1" r:id="rId7a6bn6jagndquup-19672">
+            <w:hyperlink w:history="1" r:id="rIdzbstzcetnrg2xamoyanzx">
               <w:r>
                 <w:rPr>
                   <w:rFonts w:ascii="Arial" w:cs="Arial" w:eastAsia="Arial" w:hAnsi="Arial"/>
@@ -20140,7 +20140,7 @@
             <w:pPr>
               <w:spacing w:after="20" w:before="0"/>
             </w:pPr>
-            <w:hyperlink w:history="1" r:id="rId7pwcnv7srl1zkombjkvw6">
+            <w:hyperlink w:history="1" r:id="rIdufrp_ucwef-ut7uwm5thh">
               <w:r>
                 <w:rPr>
                   <w:rFonts w:ascii="Arial" w:cs="Arial" w:eastAsia="Arial" w:hAnsi="Arial"/>
@@ -20173,7 +20173,7 @@
               <w:spacing w:after="10" w:before="0"/>
               <w:ind w:left="120"/>
             </w:pPr>
-            <w:hyperlink w:history="1" r:id="rId5hkmdo_kwfaq1erw1ivif">
+            <w:hyperlink w:history="1" r:id="rIdw-tnos4ixmuuz_9nzpema">
               <w:r>
                 <w:rPr>
                   <w:rFonts w:ascii="Arial" w:cs="Arial" w:eastAsia="Arial" w:hAnsi="Arial"/>
@@ -20235,7 +20235,7 @@
               <w:spacing w:after="10" w:before="0"/>
               <w:ind w:left="120"/>
             </w:pPr>
-            <w:hyperlink w:history="1" r:id="rId1_wpl2bs9zfcudfgbpabo">
+            <w:hyperlink w:history="1" r:id="rIdh_zev_137pd9pc-hg4r5k">
               <w:r>
                 <w:rPr>
                   <w:rFonts w:ascii="Arial" w:cs="Arial" w:eastAsia="Arial" w:hAnsi="Arial"/>
@@ -20295,7 +20295,7 @@
               </w:rPr>
               <w:t xml:space="preserve">In groups of 4, learners rotate through three stations (about </w:t>
             </w:r>
-            <w:del w:id="9088" w:author="Claude (AI) - proposed" w:date="2026-10-15T08:04:50Z">
+            <w:del w:id="9088" w:author="Claude (AI) - proposed" w:date="2026-10-18T00:32:35Z">
               <w:r>
                 <w:rPr>
                   <w:rFonts w:ascii="Arial" w:cs="Arial" w:eastAsia="Arial" w:hAnsi="Arial"/>
@@ -20310,7 +20310,7 @@
                 <w:delText xml:space="preserve">12</w:delText>
               </w:r>
             </w:del>
-            <w:ins w:id="9089" w:author="Claude (AI) - proposed" w:date="2026-10-15T08:04:50Z">
+            <w:ins w:id="9089" w:author="Claude (AI) - proposed" w:date="2026-10-18T00:32:35Z">
               <w:r>
                 <w:rPr>
                   <w:rFonts w:ascii="Arial" w:cs="Arial" w:eastAsia="Arial" w:hAnsi="Arial"/>
@@ -20338,7 +20338,7 @@
               </w:rPr>
               <w:t xml:space="preserve"> minutes each). Station 1, Neutral objects near a charged balloon: A balloon is rubbed on dry hair for 20 strokes (about 10 seconds). Learners hold it about 2 cm above paper pieces, then place it against a painted wall for about 3 minutes (range 2 to 5 minutes) and record what happens. Learners also test an unrubbed balloon (no effect). They record whether the paper is ever repelled before it touches, and what happens to pieces that touch the balloon and fall off. Station 2, Induction on the electroscope: A neutral gold-leaf electroscope has the leaf at 0 degrees. A rubbed polythene strip (negative, rubbed with wool/fur) is brought near the cap WITHOUT touching: the leaf rises to about 30 degrees. The strip is removed: the leaf falls back to 0 degrees. Learners record the angles in a table and answer: 'Did any charge stay on the electroscope?' Station 3, Charging by induction with earthing (Mr Mwangi demonstrates this one while groups watch, then pairs try it in 4 steps): Step 1: Bring the negative strip near the cap, without touching: the leaf rises to about 30 degrees. Step 2: While the strip is still near, touch the cap with a finger (earthing): the leaf falls to 0 degrees. Step 3: Remove the finger FIRST, with the strip still near: the leaf stays at 0 degrees. Step 4: Remove the strip: the leaf rises to about 30 degrees and stays up. Learners record the angle at each step. Sign test</w:t>
             </w:r>
-            <w:ins w:id="9090" w:author="Claude (AI) - proposed" w:date="2026-10-15T08:04:50Z">
+            <w:ins w:id="9090" w:author="Claude (AI) - proposed" w:date="2026-10-18T00:32:35Z">
               <w:r>
                 <w:rPr>
                   <w:rFonts w:ascii="Arial" w:cs="Arial" w:eastAsia="Arial" w:hAnsi="Arial"/>
@@ -20366,7 +20366,7 @@
               </w:rPr>
               <w:t xml:space="preserve">: bring the negative strip near </w:t>
             </w:r>
-            <w:del w:id="9091" w:author="Claude (AI) - proposed" w:date="2026-10-15T08:04:50Z">
+            <w:del w:id="9091" w:author="Claude (AI) - proposed" w:date="2026-10-18T00:32:35Z">
               <w:r>
                 <w:rPr>
                   <w:rFonts w:ascii="Arial" w:cs="Arial" w:eastAsia="Arial" w:hAnsi="Arial"/>
@@ -20381,7 +20381,7 @@
                 <w:delText xml:space="preserve">again,</w:delText>
               </w:r>
             </w:del>
-            <w:ins w:id="9092" w:author="Claude (AI) - proposed" w:date="2026-10-15T08:04:50Z">
+            <w:ins w:id="9092" w:author="Claude (AI) - proposed" w:date="2026-10-18T00:32:35Z">
               <w:r>
                 <w:rPr>
                   <w:rFonts w:ascii="Arial" w:cs="Arial" w:eastAsia="Arial" w:hAnsi="Arial"/>
@@ -20409,7 +20409,7 @@
               </w:rPr>
               <w:t xml:space="preserve"> and the leaf </w:t>
             </w:r>
-            <w:del w:id="9093" w:author="Claude (AI) - proposed" w:date="2026-10-15T08:04:50Z">
+            <w:del w:id="9093" w:author="Claude (AI) - proposed" w:date="2026-10-18T00:32:35Z">
               <w:r>
                 <w:rPr>
                   <w:rFonts w:ascii="Arial" w:cs="Arial" w:eastAsia="Arial" w:hAnsi="Arial"/>
@@ -20424,7 +20424,7 @@
                 <w:delText xml:space="preserve">rises further (above 30 degrees), which shows the electroscope is now positively charged. (Learners are told that</w:delText>
               </w:r>
             </w:del>
-            <w:ins w:id="9094" w:author="Claude (AI) - proposed" w:date="2026-10-15T08:04:50Z">
+            <w:ins w:id="9094" w:author="Claude (AI) - proposed" w:date="2026-10-18T00:32:35Z">
               <w:r>
                 <w:rPr>
                   <w:rFonts w:ascii="Arial" w:cs="Arial" w:eastAsia="Arial" w:hAnsi="Arial"/>
@@ -20452,7 +20452,7 @@
               </w:rPr>
               <w:t xml:space="preserve"> the leaf rises above 30 degrees</w:t>
             </w:r>
-            <w:del w:id="9095" w:author="Claude (AI) - proposed" w:date="2026-10-15T08:04:50Z">
+            <w:del w:id="9095" w:author="Claude (AI) - proposed" w:date="2026-10-18T00:32:35Z">
               <w:r>
                 <w:rPr>
                   <w:rFonts w:ascii="Arial" w:cs="Arial" w:eastAsia="Arial" w:hAnsi="Arial"/>
@@ -20467,7 +20467,7 @@
                 <w:delText xml:space="preserve"> when</w:delText>
               </w:r>
             </w:del>
-            <w:ins w:id="9096" w:author="Claude (AI) - proposed" w:date="2026-10-15T08:04:50Z">
+            <w:ins w:id="9096" w:author="Claude (AI) - proposed" w:date="2026-10-18T00:32:35Z">
               <w:r>
                 <w:rPr>
                   <w:rFonts w:ascii="Arial" w:cs="Arial" w:eastAsia="Arial" w:hAnsi="Arial"/>
@@ -20495,7 +20495,7 @@
               </w:rPr>
               <w:t xml:space="preserve"> a negative object </w:t>
             </w:r>
-            <w:del w:id="9097" w:author="Claude (AI) - proposed" w:date="2026-10-15T08:04:50Z">
+            <w:del w:id="9097" w:author="Claude (AI) - proposed" w:date="2026-10-18T00:32:35Z">
               <w:r>
                 <w:rPr>
                   <w:rFonts w:ascii="Arial" w:cs="Arial" w:eastAsia="Arial" w:hAnsi="Arial"/>
@@ -20510,7 +20510,7 @@
                 <w:delText xml:space="preserve">is brought near an electroscope that is already negative; for a positive electroscope the effect is the opposite, so they</w:delText>
               </w:r>
             </w:del>
-            <w:ins w:id="9098" w:author="Claude (AI) - proposed" w:date="2026-10-15T08:04:50Z">
+            <w:ins w:id="9098" w:author="Claude (AI) - proposed" w:date="2026-10-18T00:32:35Z">
               <w:r>
                 <w:rPr>
                   <w:rFonts w:ascii="Arial" w:cs="Arial" w:eastAsia="Arial" w:hAnsi="Arial"/>
@@ -20538,7 +20538,7 @@
               </w:rPr>
               <w:t xml:space="preserve"> compare this with the earlier data and discuss </w:t>
             </w:r>
-            <w:ins w:id="9099" w:author="Claude (AI) - proposed" w:date="2026-10-15T08:04:50Z">
+            <w:ins w:id="9099" w:author="Claude (AI) - proposed" w:date="2026-10-18T00:32:35Z">
               <w:r>
                 <w:rPr>
                   <w:rFonts w:ascii="Arial" w:cs="Arial" w:eastAsia="Arial" w:hAnsi="Arial"/>
@@ -20566,7 +20566,7 @@
               </w:rPr>
               <w:t xml:space="preserve">in the Explain phase</w:t>
             </w:r>
-            <w:del w:id="9100" w:author="Claude (AI) - proposed" w:date="2026-10-15T08:04:50Z">
+            <w:del w:id="9100" w:author="Claude (AI) - proposed" w:date="2026-10-18T00:32:35Z">
               <w:r>
                 <w:rPr>
                   <w:rFonts w:ascii="Arial" w:cs="Arial" w:eastAsia="Arial" w:hAnsi="Arial"/>
@@ -20581,7 +20581,7 @@
                 <w:delText xml:space="preserve">.)</w:delText>
               </w:r>
             </w:del>
-            <w:ins w:id="9101" w:author="Claude (AI) - proposed" w:date="2026-10-15T08:04:50Z">
+            <w:ins w:id="9101" w:author="Claude (AI) - proposed" w:date="2026-10-18T00:32:35Z">
               <w:r>
                 <w:rPr>
                   <w:rFonts w:ascii="Arial" w:cs="Arial" w:eastAsia="Arial" w:hAnsi="Arial"/>
@@ -20708,7 +20708,7 @@
               </w:rPr>
               <w:t xml:space="preserve">Observable indicators: learners (a) read the leaf angle within about 5 degrees of 30 degrees and 0 degrees, (b) record all four steps in the correct order, (c) note that the leaf falls to 0 degrees when the strip is removed in Station 2 (no charge left), but stays at about 30 degrees after Step 4 in Station 3 (charge left), (d) say that the strip never touched the cap</w:t>
             </w:r>
-            <w:ins w:id="9102" w:author="Claude (AI) - proposed" w:date="2026-10-15T08:04:50Z">
+            <w:ins w:id="9102" w:author="Claude (AI) - proposed" w:date="2026-10-18T00:32:35Z">
               <w:r>
                 <w:rPr>
                   <w:rFonts w:ascii="Arial" w:cs="Arial" w:eastAsia="Arial" w:hAnsi="Arial"/>
@@ -20792,7 +20792,7 @@
             <w:pPr>
               <w:spacing w:after="20" w:before="0"/>
             </w:pPr>
-            <w:hyperlink w:history="1" r:id="rIdpbwibjg7_yjgmmmsgabnd">
+            <w:hyperlink w:history="1" r:id="rIdnrgmnjpho4xrdxpt7d3ki">
               <w:r>
                 <w:rPr>
                   <w:rFonts w:ascii="Arial" w:cs="Arial" w:eastAsia="Arial" w:hAnsi="Arial"/>
@@ -20841,7 +20841,7 @@
               <w:spacing w:after="10" w:before="0"/>
               <w:ind w:left="120"/>
             </w:pPr>
-            <w:hyperlink w:history="1" r:id="rIditxvfwjhltnyee6xqmpi_">
+            <w:hyperlink w:history="1" r:id="rIdqhfn63xmdieh2wspt_qqs">
               <w:r>
                 <w:rPr>
                   <w:rFonts w:ascii="Arial" w:cs="Arial" w:eastAsia="Arial" w:hAnsi="Arial"/>
@@ -20903,7 +20903,7 @@
               <w:spacing w:after="10" w:before="0"/>
               <w:ind w:left="120"/>
             </w:pPr>
-            <w:hyperlink w:history="1" r:id="rIdmdtefnagg4q7wr13felk5">
+            <w:hyperlink w:history="1" r:id="rId7u_t_wjzjanuvxtjt5aff">
               <w:r>
                 <w:rPr>
                   <w:rFonts w:ascii="Arial" w:cs="Arial" w:eastAsia="Arial" w:hAnsi="Arial"/>
@@ -21118,7 +21118,7 @@
             <w:pPr>
               <w:spacing w:after="20" w:before="0"/>
             </w:pPr>
-            <w:hyperlink w:history="1" r:id="rIdbca0yqobpf6rssm_o77as">
+            <w:hyperlink w:history="1" r:id="rId6mzmuab-h5z-0cmgzmznw">
               <w:r>
                 <w:rPr>
                   <w:rFonts w:ascii="Arial" w:cs="Arial" w:eastAsia="Arial" w:hAnsi="Arial"/>
@@ -21151,7 +21151,7 @@
               <w:spacing w:after="10" w:before="0"/>
               <w:ind w:left="120"/>
             </w:pPr>
-            <w:hyperlink w:history="1" r:id="rIdvkwje4i-jclowvockk6vb">
+            <w:hyperlink w:history="1" r:id="rId7fcc-yr-gqwmesobptdno">
               <w:r>
                 <w:rPr>
                   <w:rFonts w:ascii="Arial" w:cs="Arial" w:eastAsia="Arial" w:hAnsi="Arial"/>
@@ -21213,7 +21213,7 @@
               <w:spacing w:after="10" w:before="0"/>
               <w:ind w:left="120"/>
             </w:pPr>
-            <w:hyperlink w:history="1" r:id="rIdgfw-wdchjveuwl2cmjps1">
+            <w:hyperlink w:history="1" r:id="rIdbtyzp2aepnllquvmp2qf7">
               <w:r>
                 <w:rPr>
                   <w:rFonts w:ascii="Arial" w:cs="Arial" w:eastAsia="Arial" w:hAnsi="Arial"/>
@@ -21273,7 +21273,7 @@
               </w:rPr>
               <w:t xml:space="preserve">Learners return to the class DQB from Lesson 1. In groups, they review the questions on it and the sticky notes from today's Predict phase. They (1) move or mark questions now answered, for example 'Why is paper attracted to the balloon if it is neutral?' and 'Why does the balloon stick to the wall?'; (2) write the answer on a new card with the evidence (angles of 30 degrees and 0 degrees; the 4 steps); and (3) add new questions that arise, such as 'Why does the electroscope leaf </w:t>
             </w:r>
-            <w:del w:id="9103" w:author="Claude (AI) - proposed" w:date="2026-10-15T08:04:50Z">
+            <w:del w:id="9103" w:author="Claude (AI) - proposed" w:date="2026-10-18T00:32:35Z">
               <w:r>
                 <w:rPr>
                   <w:rFonts w:ascii="Arial" w:cs="Arial" w:eastAsia="Arial" w:hAnsi="Arial"/>
@@ -21288,7 +21288,7 @@
                 <w:delText xml:space="preserve">rise above 30 degrees</w:delText>
               </w:r>
             </w:del>
-            <w:ins w:id="9104" w:author="Claude (AI) - proposed" w:date="2026-10-15T08:04:50Z">
+            <w:ins w:id="9104" w:author="Claude (AI) - proposed" w:date="2026-10-18T00:32:35Z">
               <w:r>
                 <w:rPr>
                   <w:rFonts w:ascii="Arial" w:cs="Arial" w:eastAsia="Arial" w:hAnsi="Arial"/>
@@ -21316,7 +21316,7 @@
               </w:rPr>
               <w:t xml:space="preserve"> when a negative strip is brought near</w:t>
             </w:r>
-            <w:ins w:id="9105" w:author="Claude (AI) - proposed" w:date="2026-10-15T08:04:50Z">
+            <w:ins w:id="9105" w:author="Claude (AI) - proposed" w:date="2026-10-18T00:32:35Z">
               <w:r>
                 <w:rPr>
                   <w:rFonts w:ascii="Arial" w:cs="Arial" w:eastAsia="Arial" w:hAnsi="Arial"/>
@@ -21377,7 +21377,7 @@
               </w:rPr>
               <w:t xml:space="preserve">Say: 'Look at the board. Which questions can we now answer with evidence from today?' Give WAIT TIME of 10-15 seconds. Cold-call 3 learners to read a question and say whether it is answered, partly answered or still open. Ask Otieno to link his observation of the balloon on the classroom wall to today's explanation. Ask Kipchoge to restate his question about lightning and say: 'We will return to this in Lesson 7 when we look at where charge goes on a conductor and sharp points.' Group the new questions under the </w:t>
             </w:r>
-            <w:del w:id="9106" w:author="Claude (AI) - proposed" w:date="2026-10-15T08:04:50Z">
+            <w:del w:id="9106" w:author="Claude (AI) - proposed" w:date="2026-10-18T00:32:35Z">
               <w:r>
                 <w:rPr>
                   <w:rFonts w:ascii="Arial" w:cs="Arial" w:eastAsia="Arial" w:hAnsi="Arial"/>
@@ -21392,7 +21392,7 @@
                 <w:delText xml:space="preserve">KICD</w:delText>
               </w:r>
             </w:del>
-            <w:ins w:id="9107" w:author="Claude (AI) - proposed" w:date="2026-10-15T08:04:50Z">
+            <w:ins w:id="9107" w:author="Claude (AI) - proposed" w:date="2026-10-18T00:32:35Z">
               <w:r>
                 <w:rPr>
                   <w:rFonts w:ascii="Arial" w:cs="Arial" w:eastAsia="Arial" w:hAnsi="Arial"/>
@@ -21542,7 +21542,7 @@
             <w:pPr>
               <w:spacing w:after="20" w:before="0"/>
             </w:pPr>
-            <w:hyperlink w:history="1" r:id="rIdam7oqwnabatvfxk9x1ebk">
+            <w:hyperlink w:history="1" r:id="rIddnlxelopmrrhzplgoztuk">
               <w:r>
                 <w:rPr>
                   <w:rFonts w:ascii="Arial" w:cs="Arial" w:eastAsia="Arial" w:hAnsi="Arial"/>
@@ -21575,7 +21575,7 @@
               <w:spacing w:after="10" w:before="0"/>
               <w:ind w:left="120"/>
             </w:pPr>
-            <w:hyperlink w:history="1" r:id="rIdwm0_tdpexd9zvl401ed0w">
+            <w:hyperlink w:history="1" r:id="rId5hdodowdx41l3l6nfykf5">
               <w:r>
                 <w:rPr>
                   <w:rFonts w:ascii="Arial" w:cs="Arial" w:eastAsia="Arial" w:hAnsi="Arial"/>
@@ -21637,7 +21637,7 @@
               <w:spacing w:after="10" w:before="0"/>
               <w:ind w:left="120"/>
             </w:pPr>
-            <w:hyperlink w:history="1" r:id="rId8glejyuhk1375qgqyi9np">
+            <w:hyperlink w:history="1" r:id="rIdgfbal5zpbbbbirxe-dtjx">
               <w:r>
                 <w:rPr>
                   <w:rFonts w:ascii="Arial" w:cs="Arial" w:eastAsia="Arial" w:hAnsi="Arial"/>
@@ -22177,7 +22177,7 @@
         </w:rPr>
         <w:t xml:space="preserve">© 2026 SeaVuria and ARES. Aligned with KICD objectives. Developed by SeaVuria; technical implementation by ARES (with AI assistance from Claude). Licensed under </w:t>
       </w:r>
-      <w:hyperlink w:history="1" r:id="rId00whckmnxdqyyxmn0veef">
+      <w:hyperlink w:history="1" r:id="rIdvyljwfmmkboz1e0s6art8">
         <w:r>
           <w:rPr>
             <w:rFonts w:ascii="Arial" w:cs="Arial" w:eastAsia="Arial" w:hAnsi="Arial"/>
@@ -22198,7 +22198,7 @@
         </w:rPr>
         <w:t xml:space="preserve"> (</w:t>
       </w:r>
-      <w:hyperlink w:history="1" r:id="rIdvxralvnprhcjl7ktczp1q">
+      <w:hyperlink w:history="1" r:id="rIdo5p2aa74ucpperanvlokb">
         <w:r>
           <w:rPr>
             <w:rFonts w:ascii="Arial" w:cs="Arial" w:eastAsia="Arial" w:hAnsi="Arial"/>
@@ -22719,7 +22719,7 @@
               </w:rPr>
               <w:t xml:space="preserve">Where does charge go on a conductor? (</w:t>
             </w:r>
-            <w:del w:id="9108" w:author="Claude (AI) - proposed" w:date="2026-10-15T08:04:50Z">
+            <w:del w:id="9108" w:author="Claude (AI) - proposed" w:date="2026-10-18T00:32:35Z">
               <w:r>
                 <w:rPr>
                   <w:rFonts w:ascii="Arial" w:cs="Arial" w:eastAsia="Arial" w:hAnsi="Arial"/>
@@ -22734,7 +22734,7 @@
                 <w:delText xml:space="preserve">KICD Key Inquiry Question</w:delText>
               </w:r>
             </w:del>
-            <w:ins w:id="9109" w:author="Claude (AI) - proposed" w:date="2026-10-15T08:04:50Z">
+            <w:ins w:id="9109" w:author="Claude (AI) - proposed" w:date="2026-10-18T00:32:35Z">
               <w:r>
                 <w:rPr>
                   <w:rFonts w:ascii="Arial" w:cs="Arial" w:eastAsia="Arial" w:hAnsi="Arial"/>
@@ -23281,7 +23281,7 @@
             <w:pPr>
               <w:spacing w:after="20" w:before="0"/>
             </w:pPr>
-            <w:hyperlink w:history="1" r:id="rIdojxfe6dikodtn0b9xdgdd">
+            <w:hyperlink w:history="1" r:id="rIda2upjpnmrttpzl19fllrr">
               <w:r>
                 <w:rPr>
                   <w:rFonts w:ascii="Arial" w:cs="Arial" w:eastAsia="Arial" w:hAnsi="Arial"/>
@@ -23314,7 +23314,7 @@
               <w:spacing w:after="10" w:before="0"/>
               <w:ind w:left="120"/>
             </w:pPr>
-            <w:hyperlink w:history="1" r:id="rId4bw8czjekresmnzvgu1cd">
+            <w:hyperlink w:history="1" r:id="rIdqice0sedr43bztn_go6j0">
               <w:r>
                 <w:rPr>
                   <w:rFonts w:ascii="Arial" w:cs="Arial" w:eastAsia="Arial" w:hAnsi="Arial"/>
@@ -23359,7 +23359,7 @@
             <w:pPr>
               <w:spacing w:after="20" w:before="0"/>
             </w:pPr>
-            <w:hyperlink w:history="1" r:id="rIdps-am6evctmb667wq9ljc">
+            <w:hyperlink w:history="1" r:id="rIddhhoy66jcifdwzfjf8aly">
               <w:r>
                 <w:rPr>
                   <w:rFonts w:ascii="Arial" w:cs="Arial" w:eastAsia="Arial" w:hAnsi="Arial"/>
@@ -23408,7 +23408,7 @@
               <w:spacing w:after="10" w:before="0"/>
               <w:ind w:left="120"/>
             </w:pPr>
-            <w:hyperlink w:history="1" r:id="rIdzbtvowt8wbifl9ze0xtqs">
+            <w:hyperlink w:history="1" r:id="rIdscsluh1hkfozjq5dpq58d">
               <w:r>
                 <w:rPr>
                   <w:rFonts w:ascii="Arial" w:cs="Arial" w:eastAsia="Arial" w:hAnsi="Arial"/>
@@ -23608,7 +23608,7 @@
             <w:pPr>
               <w:spacing w:after="20" w:before="0"/>
             </w:pPr>
-            <w:hyperlink w:history="1" r:id="rIdzcnt6xugia1y3uvb-9mzj">
+            <w:hyperlink w:history="1" r:id="rIdn6bxfh7pyv79tu-ajxupw">
               <w:r>
                 <w:rPr>
                   <w:rFonts w:ascii="Arial" w:cs="Arial" w:eastAsia="Arial" w:hAnsi="Arial"/>
@@ -23641,7 +23641,7 @@
               <w:spacing w:after="10" w:before="0"/>
               <w:ind w:left="120"/>
             </w:pPr>
-            <w:hyperlink w:history="1" r:id="rId3mekeip9yeibd-pwbm0bv">
+            <w:hyperlink w:history="1" r:id="rIdqckmu8luvuct1dliyvkgy">
               <w:r>
                 <w:rPr>
                   <w:rFonts w:ascii="Arial" w:cs="Arial" w:eastAsia="Arial" w:hAnsi="Arial"/>
@@ -23686,7 +23686,7 @@
             <w:pPr>
               <w:spacing w:after="20" w:before="0"/>
             </w:pPr>
-            <w:hyperlink w:history="1" r:id="rIdfzaphnyim72d85jvcigtv">
+            <w:hyperlink w:history="1" r:id="rId0105yr_i3qfjkyrgjelq5">
               <w:r>
                 <w:rPr>
                   <w:rFonts w:ascii="Arial" w:cs="Arial" w:eastAsia="Arial" w:hAnsi="Arial"/>
@@ -23735,7 +23735,7 @@
               <w:spacing w:after="10" w:before="0"/>
               <w:ind w:left="120"/>
             </w:pPr>
-            <w:hyperlink w:history="1" r:id="rIdhun9c6awxzgplwblamz5l">
+            <w:hyperlink w:history="1" r:id="rIdst0fcuua4i3dn4kh1g3cr">
               <w:r>
                 <w:rPr>
                   <w:rFonts w:ascii="Arial" w:cs="Arial" w:eastAsia="Arial" w:hAnsi="Arial"/>
@@ -23813,7 +23813,7 @@
               </w:rPr>
               <w:t xml:space="preserve">Say: 'Watch the leaf, not my hands. Record the angle in degrees.' Before each touch, ask: 'What do you predict for this reading?' Make learners say a number or a range. WAIT TIME: 10-15 seconds after each reading before anyone speaks. Ask: 'What changed between outside and inside?' Cold-call 3 groups for each part. Ensure the electroscope is earthed to 0 degrees before each new reading: 'Why must I touch the cap with my finger before the next test?' (Lesson 6 earthing). Draw the results table on the board and fill it in as: outside 40, inside 0, pointed end 45, flat end 20. Say: 'A proof plane picks up a small sample of charge from the spot it touches. A higher leaf angle means more charge at that spot.' Circulate and ask: 'Is it that the inside has no electrons, or that the extra electrons are not there?' Ask learners to link 'a rubbed balloon gains about 1 nC' to the idea that charge also sits on surfaces. Remind groups that the metal can is a conductor, unlike the balloon (an insulator), so its charge can move.</w:t>
             </w:r>
-            <w:ins w:id="9110" w:author="Claude (AI) - proposed" w:date="2026-10-15T08:04:50Z">
+            <w:ins w:id="9110" w:author="Claude (AI) - proposed" w:date="2026-10-18T00:32:35Z">
               <w:r>
                 <w:rPr>
                   <w:rFonts w:ascii="Arial" w:cs="Arial" w:eastAsia="Arial" w:hAnsi="Arial"/>
@@ -23950,7 +23950,7 @@
             <w:pPr>
               <w:spacing w:after="20" w:before="0"/>
             </w:pPr>
-            <w:hyperlink w:history="1" r:id="rIdh1gxhymrzomhsfndxjgrs">
+            <w:hyperlink w:history="1" r:id="rId9wrdtk0oqehg-jppytaeb">
               <w:r>
                 <w:rPr>
                   <w:rFonts w:ascii="Arial" w:cs="Arial" w:eastAsia="Arial" w:hAnsi="Arial"/>
@@ -23983,7 +23983,7 @@
               <w:spacing w:after="10" w:before="0"/>
               <w:ind w:left="120"/>
             </w:pPr>
-            <w:hyperlink w:history="1" r:id="rIdts-4xnpuarlgjehe8ftxz">
+            <w:hyperlink w:history="1" r:id="rIdoexhagyllnw0rpsnw7zkp">
               <w:r>
                 <w:rPr>
                   <w:rFonts w:ascii="Arial" w:cs="Arial" w:eastAsia="Arial" w:hAnsi="Arial"/>
@@ -24028,7 +24028,7 @@
             <w:pPr>
               <w:spacing w:after="20" w:before="0"/>
             </w:pPr>
-            <w:hyperlink w:history="1" r:id="rIdb5p47oeiehjhckxvlagzb">
+            <w:hyperlink w:history="1" r:id="rIdr7vo7k3yt4fcm8jomsh06">
               <w:r>
                 <w:rPr>
                   <w:rFonts w:ascii="Arial" w:cs="Arial" w:eastAsia="Arial" w:hAnsi="Arial"/>
@@ -24077,7 +24077,7 @@
               <w:spacing w:after="10" w:before="0"/>
               <w:ind w:left="120"/>
             </w:pPr>
-            <w:hyperlink w:history="1" r:id="rIdtmekcb3gvrkof7kjm3b7q">
+            <w:hyperlink w:history="1" r:id="rIdduhhema_2a4n7ge5cpu6h">
               <w:r>
                 <w:rPr>
                   <w:rFonts w:ascii="Arial" w:cs="Arial" w:eastAsia="Arial" w:hAnsi="Arial"/>
@@ -24277,7 +24277,7 @@
             <w:pPr>
               <w:spacing w:after="20" w:before="0"/>
             </w:pPr>
-            <w:hyperlink w:history="1" r:id="rId0f0sl7ymoxoaen0ppvfw1">
+            <w:hyperlink w:history="1" r:id="rIdhbozjnj2mn7cn8cucu4gu">
               <w:r>
                 <w:rPr>
                   <w:rFonts w:ascii="Arial" w:cs="Arial" w:eastAsia="Arial" w:hAnsi="Arial"/>
@@ -24310,7 +24310,7 @@
               <w:spacing w:after="10" w:before="0"/>
               <w:ind w:left="120"/>
             </w:pPr>
-            <w:hyperlink w:history="1" r:id="rIdpb5w9bwacu3zlutyw0s81">
+            <w:hyperlink w:history="1" r:id="rIdyucpxocwcdhl4yh1pm3hj">
               <w:r>
                 <w:rPr>
                   <w:rFonts w:ascii="Arial" w:cs="Arial" w:eastAsia="Arial" w:hAnsi="Arial"/>
@@ -24355,7 +24355,7 @@
             <w:pPr>
               <w:spacing w:after="20" w:before="0"/>
             </w:pPr>
-            <w:hyperlink w:history="1" r:id="rIduogb2urqsahtqz_uufrkt">
+            <w:hyperlink w:history="1" r:id="rIdcg8l6qtr5qsukux-ifsla">
               <w:r>
                 <w:rPr>
                   <w:rFonts w:ascii="Arial" w:cs="Arial" w:eastAsia="Arial" w:hAnsi="Arial"/>
@@ -24404,7 +24404,7 @@
               <w:spacing w:after="10" w:before="0"/>
               <w:ind w:left="120"/>
             </w:pPr>
-            <w:hyperlink w:history="1" r:id="rIdxlygitrxpoevfqx26olwo">
+            <w:hyperlink w:history="1" r:id="rIdp4ovwje_wgoh0ytbuc3fa">
               <w:r>
                 <w:rPr>
                   <w:rFonts w:ascii="Arial" w:cs="Arial" w:eastAsia="Arial" w:hAnsi="Arial"/>
@@ -24449,7 +24449,7 @@
               </w:rPr>
               <w:t xml:space="preserve">Learners return to the DQB. They review which questions are answered by today's evidence: </w:t>
             </w:r>
-            <w:del w:id="9111" w:author="Claude (AI) - proposed" w:date="2026-10-15T08:04:50Z">
+            <w:del w:id="9111" w:author="Claude (AI) - proposed" w:date="2026-10-18T00:32:35Z">
               <w:r>
                 <w:rPr>
                   <w:rFonts w:ascii="Arial" w:cs="Arial" w:eastAsia="Arial" w:hAnsi="Arial"/>
@@ -24464,7 +24464,7 @@
                 <w:delText xml:space="preserve">KICD</w:delText>
               </w:r>
             </w:del>
-            <w:ins w:id="9112" w:author="Claude (AI) - proposed" w:date="2026-10-15T08:04:50Z">
+            <w:ins w:id="9112" w:author="Claude (AI) - proposed" w:date="2026-10-18T00:32:35Z">
               <w:r>
                 <w:rPr>
                   <w:rFonts w:ascii="Arial" w:cs="Arial" w:eastAsia="Arial" w:hAnsi="Arial"/>
@@ -24492,7 +24492,7 @@
               </w:rPr>
               <w:t xml:space="preserve"> question 5 (Where does charge go on a conductor?)</w:t>
             </w:r>
-            <w:del w:id="9113" w:author="Claude (AI) - proposed" w:date="2026-10-15T08:04:50Z">
+            <w:del w:id="9113" w:author="Claude (AI) - proposed" w:date="2026-10-18T00:32:35Z">
               <w:r>
                 <w:rPr>
                   <w:rFonts w:ascii="Arial" w:cs="Arial" w:eastAsia="Arial" w:hAnsi="Arial"/>
@@ -24507,7 +24507,7 @@
                 <w:delText xml:space="preserve"> and part of</w:delText>
               </w:r>
             </w:del>
-            <w:ins w:id="9114" w:author="Claude (AI) - proposed" w:date="2026-10-15T08:04:50Z">
+            <w:ins w:id="9114" w:author="Claude (AI) - proposed" w:date="2026-10-18T00:32:35Z">
               <w:r>
                 <w:rPr>
                   <w:rFonts w:ascii="Arial" w:cs="Arial" w:eastAsia="Arial" w:hAnsi="Arial"/>
@@ -24535,7 +24535,7 @@
               </w:rPr>
               <w:t xml:space="preserve"> question 7 (How is electrostatics used in everyday life?</w:t>
             </w:r>
-            <w:ins w:id="9115" w:author="Claude (AI) - proposed" w:date="2026-10-15T08:04:50Z">
+            <w:ins w:id="9115" w:author="Claude (AI) - proposed" w:date="2026-10-18T00:32:35Z">
               <w:r>
                 <w:rPr>
                   <w:rFonts w:ascii="Arial" w:cs="Arial" w:eastAsia="Arial" w:hAnsi="Arial"/>
@@ -24718,7 +24718,7 @@
             <w:pPr>
               <w:spacing w:after="20" w:before="0"/>
             </w:pPr>
-            <w:hyperlink w:history="1" r:id="rIdjep7p9top79_uq6ttrn8g">
+            <w:hyperlink w:history="1" r:id="rIdgoadn_cphcg_f_e7nwjpd">
               <w:r>
                 <w:rPr>
                   <w:rFonts w:ascii="Arial" w:cs="Arial" w:eastAsia="Arial" w:hAnsi="Arial"/>
@@ -24767,7 +24767,7 @@
               <w:spacing w:after="10" w:before="0"/>
               <w:ind w:left="120"/>
             </w:pPr>
-            <w:hyperlink w:history="1" r:id="rIdnst21cxyeifxi87fujrlr">
+            <w:hyperlink w:history="1" r:id="rId65au5r_2jvvrkqfu4sift">
               <w:r>
                 <w:rPr>
                   <w:rFonts w:ascii="Arial" w:cs="Arial" w:eastAsia="Arial" w:hAnsi="Arial"/>
@@ -24812,7 +24812,7 @@
             <w:pPr>
               <w:spacing w:after="20" w:before="0"/>
             </w:pPr>
-            <w:hyperlink w:history="1" r:id="rIdxqft0hg5bv3wjpier8d3j">
+            <w:hyperlink w:history="1" r:id="rId-vwhjuntxawenvx5yy8rf">
               <w:r>
                 <w:rPr>
                   <w:rFonts w:ascii="Arial" w:cs="Arial" w:eastAsia="Arial" w:hAnsi="Arial"/>
@@ -24861,7 +24861,7 @@
               <w:spacing w:after="10" w:before="0"/>
               <w:ind w:left="120"/>
             </w:pPr>
-            <w:hyperlink w:history="1" r:id="rIdbyueo3hsy0w8ovtruxzdg">
+            <w:hyperlink w:history="1" r:id="rIdnicslqajlfw_ijofrswqr">
               <w:r>
                 <w:rPr>
                   <w:rFonts w:ascii="Arial" w:cs="Arial" w:eastAsia="Arial" w:hAnsi="Arial"/>
@@ -25386,7 +25386,7 @@
         </w:rPr>
         <w:t xml:space="preserve">© 2026 SeaVuria and ARES. Aligned with KICD objectives. Developed by SeaVuria; technical implementation by ARES (with AI assistance from Claude). Licensed under </w:t>
       </w:r>
-      <w:hyperlink w:history="1" r:id="rIdmzptzxlzgef7delvgvwkq">
+      <w:hyperlink w:history="1" r:id="rIdx0sgxfunexyc1_hijulwc">
         <w:r>
           <w:rPr>
             <w:rFonts w:ascii="Arial" w:cs="Arial" w:eastAsia="Arial" w:hAnsi="Arial"/>
@@ -25407,7 +25407,7 @@
         </w:rPr>
         <w:t xml:space="preserve"> (</w:t>
       </w:r>
-      <w:hyperlink w:history="1" r:id="rIdcbyzcic3g546vp21qmj7u">
+      <w:hyperlink w:history="1" r:id="rIdbozkkktvkto_ttudu6wef">
         <w:r>
           <w:rPr>
             <w:rFonts w:ascii="Arial" w:cs="Arial" w:eastAsia="Arial" w:hAnsi="Arial"/>
@@ -25484,7 +25484,7 @@
               </w:rPr>
               <w:t xml:space="preserve">LESSON 8 (</w:t>
             </w:r>
-            <w:del w:id="9116" w:author="Claude (AI) - proposed" w:date="2026-10-15T08:04:50Z">
+            <w:del w:id="9116" w:author="Claude (AI) - proposed" w:date="2026-10-18T00:32:35Z">
               <w:r>
                 <w:rPr>
                   <w:rFonts w:ascii="Arial" w:cs="Arial" w:eastAsia="Arial" w:hAnsi="Arial"/>
@@ -25499,7 +25499,7 @@
                 <w:delText xml:space="preserve">40 minutes (one double period of 80 minutes if the practical is done in groups</w:delText>
               </w:r>
             </w:del>
-            <w:ins w:id="9117" w:author="Claude (AI) - proposed" w:date="2026-10-15T08:04:50Z">
+            <w:ins w:id="9117" w:author="Claude (AI) - proposed" w:date="2026-10-18T00:32:35Z">
               <w:r>
                 <w:rPr>
                   <w:rFonts w:ascii="Arial" w:cs="Arial" w:eastAsia="Arial" w:hAnsi="Arial"/>
@@ -25958,7 +25958,7 @@
               <w:spacing w:after="40" w:before="0"/>
               <w:jc w:val="left"/>
             </w:pPr>
-            <w:del w:id="9118" w:author="Claude (AI) - proposed" w:date="2026-10-15T08:04:50Z">
+            <w:del w:id="9118" w:author="Claude (AI) - proposed" w:date="2026-10-18T00:32:35Z">
               <w:r>
                 <w:rPr>
                   <w:rFonts w:ascii="Arial" w:cs="Arial" w:eastAsia="Arial" w:hAnsi="Arial"/>
@@ -25973,7 +25973,7 @@
                 <w:delText xml:space="preserve">KICD Key Inquiry Question</w:delText>
               </w:r>
             </w:del>
-            <w:ins w:id="9119" w:author="Claude (AI) - proposed" w:date="2026-10-15T08:04:50Z">
+            <w:ins w:id="9119" w:author="Claude (AI) - proposed" w:date="2026-10-18T00:32:35Z">
               <w:r>
                 <w:rPr>
                   <w:rFonts w:ascii="Arial" w:cs="Arial" w:eastAsia="Arial" w:hAnsi="Arial"/>
@@ -26232,7 +26232,7 @@
               </w:rPr>
               <w:t xml:space="preserve">Mr Mwangi opens with Amina's claim that the balloon 'never works' at her coastal home in Mombasa, and Wanjiru's feeling of a shock after combing her hair. He asks, 'How could we tell, without relying on feelings, whether something is charged, and by how much?' Learners predict what a gold-leaf electroscope will do when a rubbed polythene strip is brought near the cap. In groups they then observe: a neutral electroscope with the leaf at 0 degrees; the leaf rising to about 30 degrees when a negative strip (20 strokes) is brought near without touching; the leaf staying at about 30 degrees after the strip touches the cap and is removed; the leaf rising to about 50 degrees with a stronger charge (40 strokes); the sign test, where a negative object raises the leaf above 30 degrees and a positive object lowers it below 30 degrees; and finger earthing returning the leaf to 0 degrees. In the Explain phase, learners use particle-level reasoning, with electrons only moving, to explain each result. They then add new questions to the Driving Question Board and revise their model of the balloon, hair, wall and paper by adding a 'how do we know?' detector box showing that the balloon's charge can be detected and compared.</w:t>
             </w:r>
-            <w:ins w:id="9120" w:author="Claude (AI) - proposed" w:date="2026-10-15T08:04:50Z">
+            <w:ins w:id="9120" w:author="Claude (AI) - proposed" w:date="2026-10-18T00:32:35Z">
               <w:r>
                 <w:rPr>
                   <w:rFonts w:ascii="Arial" w:cs="Arial" w:eastAsia="Arial" w:hAnsi="Arial"/>
@@ -26535,7 +26535,7 @@
             <w:pPr>
               <w:spacing w:after="20" w:before="0"/>
             </w:pPr>
-            <w:hyperlink w:history="1" r:id="rIdzgb0x991rrzduspahwddv">
+            <w:hyperlink w:history="1" r:id="rIdngqbn7be1hg5ibockb7el">
               <w:r>
                 <w:rPr>
                   <w:rFonts w:ascii="Arial" w:cs="Arial" w:eastAsia="Arial" w:hAnsi="Arial"/>
@@ -26568,7 +26568,7 @@
               <w:spacing w:after="10" w:before="0"/>
               <w:ind w:left="120"/>
             </w:pPr>
-            <w:hyperlink w:history="1" r:id="rIdwqgfvmh7yiww4vtaqp6br">
+            <w:hyperlink w:history="1" r:id="rIdm1luihjnyuodc9p2fdw9y">
               <w:r>
                 <w:rPr>
                   <w:rFonts w:ascii="Arial" w:cs="Arial" w:eastAsia="Arial" w:hAnsi="Arial"/>
@@ -26613,7 +26613,7 @@
             <w:pPr>
               <w:spacing w:after="20" w:before="0"/>
             </w:pPr>
-            <w:hyperlink w:history="1" r:id="rIdxtecjw7gtrzuqoil2ihqf">
+            <w:hyperlink w:history="1" r:id="rIdum7rqdkdwhijyewf4_hc2">
               <w:r>
                 <w:rPr>
                   <w:rFonts w:ascii="Arial" w:cs="Arial" w:eastAsia="Arial" w:hAnsi="Arial"/>
@@ -26662,7 +26662,7 @@
               <w:spacing w:after="10" w:before="0"/>
               <w:ind w:left="120"/>
             </w:pPr>
-            <w:hyperlink w:history="1" r:id="rIds-f_aprlprlkgmi75ku_0">
+            <w:hyperlink w:history="1" r:id="rIdc8tfyfywgv5vdi7o2ba9n">
               <w:r>
                 <w:rPr>
                   <w:rFonts w:ascii="Arial" w:cs="Arial" w:eastAsia="Arial" w:hAnsi="Arial"/>
@@ -26740,7 +26740,7 @@
               </w:rPr>
               <w:t xml:space="preserve">Say: 'Last lesson we saw that charge crowds at points. Today's question: how can we detect charge and measure it, since we cannot see electrons?' Hold up the electroscope and point out the cap, metal stem and leaf</w:t>
             </w:r>
-            <w:ins w:id="9121" w:author="Claude (AI) - proposed" w:date="2026-10-15T08:04:50Z">
+            <w:ins w:id="9121" w:author="Claude (AI) - proposed" w:date="2026-10-18T00:32:35Z">
               <w:r>
                 <w:rPr>
                   <w:rFonts w:ascii="Arial" w:cs="Arial" w:eastAsia="Arial" w:hAnsi="Arial"/>
@@ -26890,7 +26890,7 @@
             <w:pPr>
               <w:spacing w:after="20" w:before="0"/>
             </w:pPr>
-            <w:hyperlink w:history="1" r:id="rIdjfxz8zt0yjz7qhmxvyhhs">
+            <w:hyperlink w:history="1" r:id="rIdyzrfscgcry-pjqpy898sz">
               <w:r>
                 <w:rPr>
                   <w:rFonts w:ascii="Arial" w:cs="Arial" w:eastAsia="Arial" w:hAnsi="Arial"/>
@@ -26923,7 +26923,7 @@
               <w:spacing w:after="10" w:before="0"/>
               <w:ind w:left="120"/>
             </w:pPr>
-            <w:hyperlink w:history="1" r:id="rId0amdulja_xyt37fookm1l">
+            <w:hyperlink w:history="1" r:id="rIddf29xavqygphl675b8ayc">
               <w:r>
                 <w:rPr>
                   <w:rFonts w:ascii="Arial" w:cs="Arial" w:eastAsia="Arial" w:hAnsi="Arial"/>
@@ -26968,7 +26968,7 @@
             <w:pPr>
               <w:spacing w:after="20" w:before="0"/>
             </w:pPr>
-            <w:hyperlink w:history="1" r:id="rIda-z-_lijmsgce3uavhzuu">
+            <w:hyperlink w:history="1" r:id="rId1_beewfsrhf9t1fkpm_nv">
               <w:r>
                 <w:rPr>
                   <w:rFonts w:ascii="Arial" w:cs="Arial" w:eastAsia="Arial" w:hAnsi="Arial"/>
@@ -27017,7 +27017,7 @@
               <w:spacing w:after="10" w:before="0"/>
               <w:ind w:left="120"/>
             </w:pPr>
-            <w:hyperlink w:history="1" r:id="rId8k1qhqksl9hr9lvcuqla7">
+            <w:hyperlink w:history="1" r:id="rIdg1kcbvipgosx7iggt7p98">
               <w:r>
                 <w:rPr>
                   <w:rFonts w:ascii="Arial" w:cs="Arial" w:eastAsia="Arial" w:hAnsi="Arial"/>
@@ -27095,7 +27095,7 @@
               </w:rPr>
               <w:t xml:space="preserve">Distribute the apparatus and say: 'Handle the leaf gently. Take readings from the scale behind the leaf at eye level and do not touch the cap unless the instructions say so.' Move around the groups and ask: 'What happened to the leaf when the strip came near, and what happened when you took the strip away?' Ask each group to read out one measurement. Use cold-call: select 4 groups and ask each for the angle for one step, then compare their readings on the board (about 0, 30, 30, above 30, below 30, 0, 50). Prompt: 'Why do you think the angle is bigger with 40 strokes?' but do not give the answer yet. WAIT TIME: after the sign test say, 'Look at your table. What pattern do you see?' and wait 10-15 seconds in silence. Remind groups to keep the demonstration dry and to keep their hands away from the cap. </w:t>
             </w:r>
-            <w:ins w:id="9122" w:author="Claude (AI) - proposed" w:date="2026-10-15T08:04:50Z">
+            <w:ins w:id="9122" w:author="Claude (AI) - proposed" w:date="2026-10-18T00:32:35Z">
               <w:r>
                 <w:rPr>
                   <w:rFonts w:ascii="Arial" w:cs="Arial" w:eastAsia="Arial" w:hAnsi="Arial"/>
@@ -27123,7 +27123,7 @@
               </w:rPr>
               <w:t xml:space="preserve">Do the balloon demonstration at the front: rub the balloon 20 strokes on dry hair, hold it near the cap and show the leaf rising.</w:t>
             </w:r>
-            <w:ins w:id="9123" w:author="Claude (AI) - proposed" w:date="2026-10-15T08:04:50Z">
+            <w:ins w:id="9123" w:author="Claude (AI) - proposed" w:date="2026-10-18T00:32:35Z">
               <w:r>
                 <w:rPr>
                   <w:rFonts w:ascii="Arial" w:cs="Arial" w:eastAsia="Arial" w:hAnsi="Arial"/>
@@ -27260,7 +27260,7 @@
             <w:pPr>
               <w:spacing w:after="20" w:before="0"/>
             </w:pPr>
-            <w:hyperlink w:history="1" r:id="rId8ajnf0hrf04bhhweoayb3">
+            <w:hyperlink w:history="1" r:id="rIdi0zz4tctabxqcpiu2ka0m">
               <w:r>
                 <w:rPr>
                   <w:rFonts w:ascii="Arial" w:cs="Arial" w:eastAsia="Arial" w:hAnsi="Arial"/>
@@ -27309,7 +27309,7 @@
               <w:spacing w:after="10" w:before="0"/>
               <w:ind w:left="120"/>
             </w:pPr>
-            <w:hyperlink w:history="1" r:id="rIdubopx12jk5phmnii_p6ti">
+            <w:hyperlink w:history="1" r:id="rIdcv1-jdzxt8aoq5hamstm6">
               <w:r>
                 <w:rPr>
                   <w:rFonts w:ascii="Arial" w:cs="Arial" w:eastAsia="Arial" w:hAnsi="Arial"/>
@@ -27354,7 +27354,7 @@
             <w:pPr>
               <w:spacing w:after="20" w:before="0"/>
             </w:pPr>
-            <w:hyperlink w:history="1" r:id="rId8b_icsnu7zecyd-0rhtai">
+            <w:hyperlink w:history="1" r:id="rIdpenr8ddqcffi_j8xydri_">
               <w:r>
                 <w:rPr>
                   <w:rFonts w:ascii="Arial" w:cs="Arial" w:eastAsia="Arial" w:hAnsi="Arial"/>
@@ -27403,7 +27403,7 @@
               <w:spacing w:after="10" w:before="0"/>
               <w:ind w:left="120"/>
             </w:pPr>
-            <w:hyperlink w:history="1" r:id="rIdtmzrryrig4-hwcgfxezll">
+            <w:hyperlink w:history="1" r:id="rIdkehvzy6qbcnqgpcrinpaa">
               <w:r>
                 <w:rPr>
                   <w:rFonts w:ascii="Arial" w:cs="Arial" w:eastAsia="Arial" w:hAnsi="Arial"/>
@@ -27547,7 +27547,7 @@
               </w:rPr>
               <w:t xml:space="preserve">Listen for: (1) 'electrons move' rather than 'positive charge moves'; (2) the statement 'like charges repel' used to explain the leaf rising; (3) the sign test explained as an increase for the same sign and a decrease for the opposite sign; (4) earthing explained as electrons flowing to the Earth; (5) a link between bigger angle and more charge (50 degrees against 30 degrees)</w:t>
             </w:r>
-            <w:ins w:id="9124" w:author="Claude (AI) - proposed" w:date="2026-10-15T08:04:50Z">
+            <w:ins w:id="9124" w:author="Claude (AI) - proposed" w:date="2026-10-18T00:32:35Z">
               <w:r>
                 <w:rPr>
                   <w:rFonts w:ascii="Arial" w:cs="Arial" w:eastAsia="Arial" w:hAnsi="Arial"/>
@@ -27631,7 +27631,7 @@
             <w:pPr>
               <w:spacing w:after="20" w:before="0"/>
             </w:pPr>
-            <w:hyperlink w:history="1" r:id="rIdpyu8fmry5xrzjgwkbvio_">
+            <w:hyperlink w:history="1" r:id="rId1sapmm5lcvsptezfk4hko">
               <w:r>
                 <w:rPr>
                   <w:rFonts w:ascii="Arial" w:cs="Arial" w:eastAsia="Arial" w:hAnsi="Arial"/>
@@ -27664,7 +27664,7 @@
               <w:spacing w:after="10" w:before="0"/>
               <w:ind w:left="120"/>
             </w:pPr>
-            <w:hyperlink w:history="1" r:id="rIdlxyjircq8tzj3a-afn3ok">
+            <w:hyperlink w:history="1" r:id="rIdvj_bbwz8w3kb-7imp_-r2">
               <w:r>
                 <w:rPr>
                   <w:rFonts w:ascii="Arial" w:cs="Arial" w:eastAsia="Arial" w:hAnsi="Arial"/>
@@ -27709,7 +27709,7 @@
             <w:pPr>
               <w:spacing w:after="20" w:before="0"/>
             </w:pPr>
-            <w:hyperlink w:history="1" r:id="rIdxlhrnq0rldo4faonkkkks">
+            <w:hyperlink w:history="1" r:id="rId3ovcg7sjdnjj7mexr-6hs">
               <w:r>
                 <w:rPr>
                   <w:rFonts w:ascii="Arial" w:cs="Arial" w:eastAsia="Arial" w:hAnsi="Arial"/>
@@ -27758,7 +27758,7 @@
               <w:spacing w:after="10" w:before="0"/>
               <w:ind w:left="120"/>
             </w:pPr>
-            <w:hyperlink w:history="1" r:id="rId5zp3kgrqu21dczhjg8cng">
+            <w:hyperlink w:history="1" r:id="rIdaaobs1zd6g7yo5rro1xwy">
               <w:r>
                 <w:rPr>
                   <w:rFonts w:ascii="Arial" w:cs="Arial" w:eastAsia="Arial" w:hAnsi="Arial"/>
@@ -27958,7 +27958,7 @@
             <w:pPr>
               <w:spacing w:after="20" w:before="0"/>
             </w:pPr>
-            <w:hyperlink w:history="1" r:id="rId7nke8lop9fihk3lsp9fxy">
+            <w:hyperlink w:history="1" r:id="rIdpfh7hryxpvjev0i5ciddi">
               <w:r>
                 <w:rPr>
                   <w:rFonts w:ascii="Arial" w:cs="Arial" w:eastAsia="Arial" w:hAnsi="Arial"/>
@@ -27991,7 +27991,7 @@
               <w:spacing w:after="10" w:before="0"/>
               <w:ind w:left="120"/>
             </w:pPr>
-            <w:hyperlink w:history="1" r:id="rIdkjz1yno01n0hwybm4esro">
+            <w:hyperlink w:history="1" r:id="rIdsrjjl5mjhpjlzuucvw7pq">
               <w:r>
                 <w:rPr>
                   <w:rFonts w:ascii="Arial" w:cs="Arial" w:eastAsia="Arial" w:hAnsi="Arial"/>
@@ -28036,7 +28036,7 @@
             <w:pPr>
               <w:spacing w:after="20" w:before="0"/>
             </w:pPr>
-            <w:hyperlink w:history="1" r:id="rIdltr3tzmh6bnjiiucs6oo0">
+            <w:hyperlink w:history="1" r:id="rIdv4u3s3mjvghc-rj6wucq6">
               <w:r>
                 <w:rPr>
                   <w:rFonts w:ascii="Arial" w:cs="Arial" w:eastAsia="Arial" w:hAnsi="Arial"/>
@@ -28085,7 +28085,7 @@
               <w:spacing w:after="10" w:before="0"/>
               <w:ind w:left="120"/>
             </w:pPr>
-            <w:hyperlink w:history="1" r:id="rIduyrigedp8bajlckxguu3r">
+            <w:hyperlink w:history="1" r:id="rIdii3sksg-tjb0obeizard-">
               <w:r>
                 <w:rPr>
                   <w:rFonts w:ascii="Arial" w:cs="Arial" w:eastAsia="Arial" w:hAnsi="Arial"/>
@@ -28610,7 +28610,7 @@
         </w:rPr>
         <w:t xml:space="preserve">© 2026 SeaVuria and ARES. Aligned with KICD objectives. Developed by SeaVuria; technical implementation by ARES (with AI assistance from Claude). Licensed under </w:t>
       </w:r>
-      <w:hyperlink w:history="1" r:id="rIdpvpjitwn_xi__dfj_xxgb">
+      <w:hyperlink w:history="1" r:id="rIdcuzi2v8spyhwsptfm_qzu">
         <w:r>
           <w:rPr>
             <w:rFonts w:ascii="Arial" w:cs="Arial" w:eastAsia="Arial" w:hAnsi="Arial"/>
@@ -28631,7 +28631,7 @@
         </w:rPr>
         <w:t xml:space="preserve"> (</w:t>
       </w:r>
-      <w:hyperlink w:history="1" r:id="rIdmvvhnkxrdkus80hazz9sz">
+      <w:hyperlink w:history="1" r:id="rId0wdv7owagkn9ucg1hysdb">
         <w:r>
           <w:rPr>
             <w:rFonts w:ascii="Arial" w:cs="Arial" w:eastAsia="Arial" w:hAnsi="Arial"/>
@@ -29383,7 +29383,7 @@
               </w:rPr>
               <w:t xml:space="preserve">Mr Mwangi opens by returning to the balloon: Otieno's balloon sticking to the wall, Wanjiru's rising hair, Amina's coastal home where it never works in the rainy season, and Kipchoge's question about whether the shock is like lightning. Learners first predict how engineers could use or control the same ideas in Kericho, Kisumu, Nairobi depots and Athi River. They then observe four application cases (lightning conductor, fuel tanker earthing, photocopier, electrostatic precipitator) using diagrams and a quick balloon-and-paper demonstration, and explain each with ideas from earlier lessons. In the second period learners complete the Driving Question Board, compare their Lesson 1 model with the final model, and individually write the Final Explanation answering: Where do electric charges come from? Why does a rubbed balloon attract or repel other objects? The lesson closes with a summary table of what was observed, learned and explained.</w:t>
             </w:r>
-            <w:ins w:id="9125" w:author="Claude (AI) - proposed" w:date="2026-10-15T08:04:50Z">
+            <w:ins w:id="9125" w:author="Claude (AI) - proposed" w:date="2026-10-18T00:32:35Z">
               <w:r>
                 <w:rPr>
                   <w:rFonts w:ascii="Arial" w:cs="Arial" w:eastAsia="Arial" w:hAnsi="Arial"/>
@@ -29686,7 +29686,7 @@
             <w:pPr>
               <w:spacing w:after="20" w:before="0"/>
             </w:pPr>
-            <w:hyperlink w:history="1" r:id="rId9gv472elr5c6kvslkmope">
+            <w:hyperlink w:history="1" r:id="rIdzln6gdoadvu9eca4cwukw">
               <w:r>
                 <w:rPr>
                   <w:rFonts w:ascii="Arial" w:cs="Arial" w:eastAsia="Arial" w:hAnsi="Arial"/>
@@ -29719,7 +29719,7 @@
               <w:spacing w:after="10" w:before="0"/>
               <w:ind w:left="120"/>
             </w:pPr>
-            <w:hyperlink w:history="1" r:id="rIdnfcazgddx__vlffh516hm">
+            <w:hyperlink w:history="1" r:id="rIdphhg1h9mg1iep2ekpqpqo">
               <w:r>
                 <w:rPr>
                   <w:rFonts w:ascii="Arial" w:cs="Arial" w:eastAsia="Arial" w:hAnsi="Arial"/>
@@ -29781,7 +29781,7 @@
               <w:spacing w:after="10" w:before="0"/>
               <w:ind w:left="120"/>
             </w:pPr>
-            <w:hyperlink w:history="1" r:id="rIdxhq7zbv-mv8fhljn5jmh2">
+            <w:hyperlink w:history="1" r:id="rIdsxh4mzqo-3oxas2xz3jvf">
               <w:r>
                 <w:rPr>
                   <w:rFonts w:ascii="Arial" w:cs="Arial" w:eastAsia="Arial" w:hAnsi="Arial"/>
@@ -29996,7 +29996,7 @@
             <w:pPr>
               <w:spacing w:after="20" w:before="0"/>
             </w:pPr>
-            <w:hyperlink w:history="1" r:id="rIdu4be-knda6dsfgj3oeddf">
+            <w:hyperlink w:history="1" r:id="rIdeq1fon1pquofixixjtxpl">
               <w:r>
                 <w:rPr>
                   <w:rFonts w:ascii="Arial" w:cs="Arial" w:eastAsia="Arial" w:hAnsi="Arial"/>
@@ -30029,7 +30029,7 @@
               <w:spacing w:after="10" w:before="0"/>
               <w:ind w:left="120"/>
             </w:pPr>
-            <w:hyperlink w:history="1" r:id="rId-dhqcxsamcsiher7kvewv">
+            <w:hyperlink w:history="1" r:id="rIdtol6uobfyhugpt1tldfv0">
               <w:r>
                 <w:rPr>
                   <w:rFonts w:ascii="Arial" w:cs="Arial" w:eastAsia="Arial" w:hAnsi="Arial"/>
@@ -30091,7 +30091,7 @@
               <w:spacing w:after="10" w:before="0"/>
               <w:ind w:left="120"/>
             </w:pPr>
-            <w:hyperlink w:history="1" r:id="rIdsgyknl-a-anwwb6uynpo1">
+            <w:hyperlink w:history="1" r:id="rIdhwmsttnu_n-6g6hifugvj">
               <w:r>
                 <w:rPr>
                   <w:rFonts w:ascii="Arial" w:cs="Arial" w:eastAsia="Arial" w:hAnsi="Arial"/>
@@ -30151,7 +30151,7 @@
               </w:rPr>
               <w:t xml:space="preserve">Station-style evidence gathering in groups (about </w:t>
             </w:r>
-            <w:del w:id="9126" w:author="Claude (AI) - proposed" w:date="2026-10-15T08:04:50Z">
+            <w:del w:id="9126" w:author="Claude (AI) - proposed" w:date="2026-10-18T00:32:35Z">
               <w:r>
                 <w:rPr>
                   <w:rFonts w:ascii="Arial" w:cs="Arial" w:eastAsia="Arial" w:hAnsi="Arial"/>
@@ -30166,7 +30166,7 @@
                 <w:delText xml:space="preserve">10</w:delText>
               </w:r>
             </w:del>
-            <w:ins w:id="9127" w:author="Claude (AI) - proposed" w:date="2026-10-15T08:04:50Z">
+            <w:ins w:id="9127" w:author="Claude (AI) - proposed" w:date="2026-10-18T00:32:35Z">
               <w:r>
                 <w:rPr>
                   <w:rFonts w:ascii="Arial" w:cs="Arial" w:eastAsia="Arial" w:hAnsi="Arial"/>
@@ -30227,7 +30227,7 @@
               </w:rPr>
               <w:t xml:space="preserve">Circulate and ask at each station: 'What is the charge doing here? Where is it going?' At Station 1 ask: 'Looking at the pointed end reading from Lesson 7, why is a pointed rod used?' At Station 2 ask: 'What does the chain give the electrons a path to do?' WAIT TIME 10-15 seconds before accepting any answer. Prompt: 'Use the word electrons, not charge moving, and not static electricity as an explanation.' Cold-call 2 learners at each station for a one-sentence observation before rotating. At Station 3 say: 'Keep the strip dry. What do the paper pieces do and why do some fall off again?' Prompt with Lesson 5 contact idea if needed. At Station 4 ask: 'Which charges attract: like or unlike? How do you know from Lesson 2?' Watch time and keep groups on schedule. Make sure all data cards are completed before the Explain Phase.</w:t>
             </w:r>
-            <w:ins w:id="9128" w:author="Claude (AI) - proposed" w:date="2026-10-15T08:04:50Z">
+            <w:ins w:id="9128" w:author="Claude (AI) - proposed" w:date="2026-10-18T00:32:35Z">
               <w:r>
                 <w:rPr>
                   <w:rFonts w:ascii="Arial" w:cs="Arial" w:eastAsia="Arial" w:hAnsi="Arial"/>
@@ -30364,7 +30364,7 @@
             <w:pPr>
               <w:spacing w:after="20" w:before="0"/>
             </w:pPr>
-            <w:hyperlink w:history="1" r:id="rIdrbzxz_dx1fqyaq88wihga">
+            <w:hyperlink w:history="1" r:id="rId2puk63elkp_ly2ufcrn6u">
               <w:r>
                 <w:rPr>
                   <w:rFonts w:ascii="Arial" w:cs="Arial" w:eastAsia="Arial" w:hAnsi="Arial"/>
@@ -30397,7 +30397,7 @@
               <w:spacing w:after="10" w:before="0"/>
               <w:ind w:left="120"/>
             </w:pPr>
-            <w:hyperlink w:history="1" r:id="rIdk7uqlyc-z7qtbcnvaa06a">
+            <w:hyperlink w:history="1" r:id="rId48ap6u14oe2j28ljjaqjr">
               <w:r>
                 <w:rPr>
                   <w:rFonts w:ascii="Arial" w:cs="Arial" w:eastAsia="Arial" w:hAnsi="Arial"/>
@@ -30459,7 +30459,7 @@
               <w:spacing w:after="10" w:before="0"/>
               <w:ind w:left="120"/>
             </w:pPr>
-            <w:hyperlink w:history="1" r:id="rId7qfrfudpnd2q8paxasodq">
+            <w:hyperlink w:history="1" r:id="rIdd8_ohc-ep5xxllanmrk44">
               <w:r>
                 <w:rPr>
                   <w:rFonts w:ascii="Arial" w:cs="Arial" w:eastAsia="Arial" w:hAnsi="Arial"/>
@@ -30674,7 +30674,7 @@
             <w:pPr>
               <w:spacing w:after="20" w:before="0"/>
             </w:pPr>
-            <w:hyperlink w:history="1" r:id="rIdnhofrc0uk5_hrznbibucg">
+            <w:hyperlink w:history="1" r:id="rIdtn9ecgm9neephwkin0fv0">
               <w:r>
                 <w:rPr>
                   <w:rFonts w:ascii="Arial" w:cs="Arial" w:eastAsia="Arial" w:hAnsi="Arial"/>
@@ -30707,7 +30707,7 @@
               <w:spacing w:after="10" w:before="0"/>
               <w:ind w:left="120"/>
             </w:pPr>
-            <w:hyperlink w:history="1" r:id="rIdkikpbyzyqonnwdt7gnjwp">
+            <w:hyperlink w:history="1" r:id="rIdfcrh44303acpd6rs2wf_i">
               <w:r>
                 <w:rPr>
                   <w:rFonts w:ascii="Arial" w:cs="Arial" w:eastAsia="Arial" w:hAnsi="Arial"/>
@@ -30769,7 +30769,7 @@
               <w:spacing w:after="10" w:before="0"/>
               <w:ind w:left="120"/>
             </w:pPr>
-            <w:hyperlink w:history="1" r:id="rIdclccllr2ztnfcaiypirdv">
+            <w:hyperlink w:history="1" r:id="rIdaksaappm5cycom2kvu6rs">
               <w:r>
                 <w:rPr>
                   <w:rFonts w:ascii="Arial" w:cs="Arial" w:eastAsia="Arial" w:hAnsi="Arial"/>
@@ -30829,7 +30829,7 @@
               </w:rPr>
               <w:t xml:space="preserve">Learners gather at the Driving Question Board that has been built since Lesson 1. In groups they take the sticky notes of questions and sort them into 'answered with evidence', 'partly answered' and 'still unanswered'. For each answered question they write a short answer card with the lesson number and evidence (for example: 'Where do charges come from? Electrons transfer from hair to balloon in friction, L3, balloon gains about 1 nC, about 6 x 10^9 electrons'). They match the </w:t>
             </w:r>
-            <w:del w:id="9129" w:author="Claude (AI) - proposed" w:date="2026-10-15T08:04:50Z">
+            <w:del w:id="9129" w:author="Claude (AI) - proposed" w:date="2026-10-18T00:32:35Z">
               <w:r>
                 <w:rPr>
                   <w:rFonts w:ascii="Arial" w:cs="Arial" w:eastAsia="Arial" w:hAnsi="Arial"/>
@@ -30844,7 +30844,7 @@
                 <w:delText xml:space="preserve">seven KICD inquiry</w:delText>
               </w:r>
             </w:del>
-            <w:ins w:id="9130" w:author="Claude (AI) - proposed" w:date="2026-10-15T08:04:50Z">
+            <w:ins w:id="9130" w:author="Claude (AI) - proposed" w:date="2026-10-18T00:32:35Z">
               <w:r>
                 <w:rPr>
                   <w:rFonts w:ascii="Arial" w:cs="Arial" w:eastAsia="Arial" w:hAnsi="Arial"/>
@@ -30971,7 +30971,7 @@
               </w:rPr>
               <w:t xml:space="preserve">Observable indicators: groups correctly place</w:t>
             </w:r>
-            <w:ins w:id="9131" w:author="Claude (AI) - proposed" w:date="2026-10-15T08:04:50Z">
+            <w:ins w:id="9131" w:author="Claude (AI) - proposed" w:date="2026-10-18T00:32:35Z">
               <w:r>
                 <w:rPr>
                   <w:rFonts w:ascii="Arial" w:cs="Arial" w:eastAsia="Arial" w:hAnsi="Arial"/>
@@ -30999,7 +30999,7 @@
               </w:rPr>
               <w:t xml:space="preserve"> at least 5 of the 7 </w:t>
             </w:r>
-            <w:del w:id="9132" w:author="Claude (AI) - proposed" w:date="2026-10-15T08:04:50Z">
+            <w:del w:id="9132" w:author="Claude (AI) - proposed" w:date="2026-10-18T00:32:35Z">
               <w:r>
                 <w:rPr>
                   <w:rFonts w:ascii="Arial" w:cs="Arial" w:eastAsia="Arial" w:hAnsi="Arial"/>
@@ -31014,7 +31014,7 @@
                 <w:delText xml:space="preserve">KICD</w:delText>
               </w:r>
             </w:del>
-            <w:ins w:id="9133" w:author="Claude (AI) - proposed" w:date="2026-10-15T08:04:50Z">
+            <w:ins w:id="9133" w:author="Claude (AI) - proposed" w:date="2026-10-18T00:32:35Z">
               <w:r>
                 <w:rPr>
                   <w:rFonts w:ascii="Arial" w:cs="Arial" w:eastAsia="Arial" w:hAnsi="Arial"/>
@@ -31098,7 +31098,7 @@
             <w:pPr>
               <w:spacing w:after="20" w:before="0"/>
             </w:pPr>
-            <w:hyperlink w:history="1" r:id="rId8nmxhunwr2txdnhtyicn6">
+            <w:hyperlink w:history="1" r:id="rIdqwxsjglly3i6ummlx2ml8">
               <w:r>
                 <w:rPr>
                   <w:rFonts w:ascii="Arial" w:cs="Arial" w:eastAsia="Arial" w:hAnsi="Arial"/>
@@ -31131,7 +31131,7 @@
               <w:spacing w:after="10" w:before="0"/>
               <w:ind w:left="120"/>
             </w:pPr>
-            <w:hyperlink w:history="1" r:id="rIdakg0rtr5svjualautzkio">
+            <w:hyperlink w:history="1" r:id="rIdrkr3tptncrzsazmkl3ocb">
               <w:r>
                 <w:rPr>
                   <w:rFonts w:ascii="Arial" w:cs="Arial" w:eastAsia="Arial" w:hAnsi="Arial"/>
@@ -31193,7 +31193,7 @@
               <w:spacing w:after="10" w:before="0"/>
               <w:ind w:left="120"/>
             </w:pPr>
-            <w:hyperlink w:history="1" r:id="rIdtobv44dc-yi-4gbmubdgs">
+            <w:hyperlink w:history="1" r:id="rIdcm0yx7plu6wotdviztyno">
               <w:r>
                 <w:rPr>
                   <w:rFonts w:ascii="Arial" w:cs="Arial" w:eastAsia="Arial" w:hAnsi="Arial"/>
@@ -31253,7 +31253,7 @@
               </w:rPr>
               <w:t xml:space="preserve">Learners take out the model they drew in Lesson 1 (their initial ideas of the balloon, hair, wall and paper) and the revised versions from earlier lessons. On a fresh page they draw the final labelled particle-level model showing four parts: (1) balloon and hair before rubbing: neutral, with equal positive and negative charges; (2) after rubbing: electrons transferred from hair to latex, balloon negative (excess electrons, about 6 x 10^9 extra, around 1 nC), hair positive (deficit of electrons); (3) hair strands both positive repel each other and rise, and are attracted to the negative balloon; (4) wall and paper neutral, electrons shift slightly away from the near side, leaving the near surface positive, so attraction is stronger than repulsion; plus a note on humidity: at about 35% relative humidity charge leaks away slowly, at about 80% water vapour lets it escape. They add a small inset for one application of their choice (lightning conductor with point discharge and earthing, or tanker earthing). Then each learner writes </w:t>
             </w:r>
-            <w:ins w:id="9134" w:author="Claude (AI) - proposed" w:date="2026-10-15T08:04:50Z">
+            <w:ins w:id="9134" w:author="Claude (AI) - proposed" w:date="2026-10-18T00:32:35Z">
               <w:r>
                 <w:rPr>
                   <w:rFonts w:ascii="Arial" w:cs="Arial" w:eastAsia="Arial" w:hAnsi="Arial"/>
@@ -31281,7 +31281,7 @@
               </w:rPr>
               <w:t xml:space="preserve">the Final Explanation individually (8 to 10 sentences)</w:t>
             </w:r>
-            <w:ins w:id="9135" w:author="Claude (AI) - proposed" w:date="2026-10-15T08:04:50Z">
+            <w:ins w:id="9135" w:author="Claude (AI) - proposed" w:date="2026-10-18T00:32:35Z">
               <w:r>
                 <w:rPr>
                   <w:rFonts w:ascii="Arial" w:cs="Arial" w:eastAsia="Arial" w:hAnsi="Arial"/>
@@ -31789,7 +31789,7 @@
         </w:rPr>
         <w:t xml:space="preserve">© 2026 SeaVuria and ARES. Aligned with KICD objectives. Developed by SeaVuria; technical implementation by ARES (with AI assistance from Claude). Licensed under </w:t>
       </w:r>
-      <w:hyperlink w:history="1" r:id="rIdp5yqlly2y8gc_e14vioam">
+      <w:hyperlink w:history="1" r:id="rIdkn2juyfhzvol_sn3zd8hb">
         <w:r>
           <w:rPr>
             <w:rFonts w:ascii="Arial" w:cs="Arial" w:eastAsia="Arial" w:hAnsi="Arial"/>
@@ -31810,7 +31810,7 @@
         </w:rPr>
         <w:t xml:space="preserve"> (</w:t>
       </w:r>
-      <w:hyperlink w:history="1" r:id="rIddpoeo5njcuacyskpj9b_7">
+      <w:hyperlink w:history="1" r:id="rId1ql58zghy4h44zh32ydun">
         <w:r>
           <w:rPr>
             <w:rFonts w:ascii="Arial" w:cs="Arial" w:eastAsia="Arial" w:hAnsi="Arial"/>
